--- a/32KP Konstrujuvannja program/eight/KNT-122_Onyshchenko_Variant-19_PR8.docx
+++ b/32KP Konstrujuvannja program/eight/KNT-122_Onyshchenko_Variant-19_PR8.docx
@@ -203,13 +203,7 @@
         <w:rPr>
           <w:lang w:val="uk-UA"/>
         </w:rPr>
-        <w:t>«Класи-</w:t>
-      </w:r>
-      <w:r>
-        <w:rPr>
-          <w:lang w:val="uk-UA"/>
-        </w:rPr>
-        <w:t>утиліти</w:t>
+        <w:t>«Класи-утиліти</w:t>
       </w:r>
       <w:r>
         <w:rPr/>
@@ -491,7 +485,27 @@
           <w:smallCaps w:val="false"/>
           <w:spacing w:val="0"/>
         </w:rPr>
-        <w:t xml:space="preserve"> основним принципам роботи із класами-колекціями </w:t>
+        <w:t xml:space="preserve"> основним принципам роботи із класами-</w:t>
+      </w:r>
+      <w:r>
+        <w:rPr>
+          <w:b w:val="false"/>
+          <w:i w:val="false"/>
+          <w:caps w:val="false"/>
+          <w:smallCaps w:val="false"/>
+          <w:spacing w:val="0"/>
+        </w:rPr>
+        <w:t>утилітами</w:t>
+      </w:r>
+      <w:r>
+        <w:rPr>
+          <w:b w:val="false"/>
+          <w:i w:val="false"/>
+          <w:caps w:val="false"/>
+          <w:smallCaps w:val="false"/>
+          <w:spacing w:val="0"/>
+        </w:rPr>
+        <w:t xml:space="preserve"> </w:t>
       </w:r>
       <w:r>
         <w:rPr>
@@ -561,9 +575,7 @@
     <w:p>
       <w:pPr>
         <w:pStyle w:val="P1"/>
-        <w:rPr>
-          <w:lang w:val="en-US"/>
-        </w:rPr>
+        <w:rPr/>
       </w:pPr>
       <w:r>
         <w:rPr>
@@ -595,7 +607,23 @@
         <w:rPr>
           <w:lang w:val="uk-UA"/>
         </w:rPr>
-        <w:t>з рядками.</w:t>
+        <w:t xml:space="preserve">з </w:t>
+      </w:r>
+      <w:r>
+        <w:rPr>
+          <w:b w:val="false"/>
+          <w:i w:val="false"/>
+          <w:caps w:val="false"/>
+          <w:smallCaps w:val="false"/>
+          <w:spacing w:val="0"/>
+        </w:rPr>
+        <w:t>класами-утилітами</w:t>
+      </w:r>
+      <w:r>
+        <w:rPr>
+          <w:lang w:val="uk-UA"/>
+        </w:rPr>
+        <w:t>.</w:t>
       </w:r>
     </w:p>
     <w:p>
@@ -641,10 +669,19 @@
           <w:caps w:val="false"/>
           <w:smallCaps w:val="false"/>
           <w:spacing w:val="0"/>
-          <w:lang w:val="en-US"/>
-        </w:rPr>
-        <w:t xml:space="preserve">7) </w:t>
-      </w:r>
+        </w:rPr>
+        <w:t>Загальні завдання:</w:t>
+      </w:r>
+    </w:p>
+    <w:p>
+      <w:pPr>
+        <w:pStyle w:val="P1"/>
+        <w:rPr>
+          <w:i/>
+          <w:i/>
+          <w:iCs/>
+        </w:rPr>
+      </w:pPr>
       <w:r>
         <w:rPr>
           <w:b w:val="false"/>
@@ -654,7 +691,17 @@
           <w:smallCaps w:val="false"/>
           <w:spacing w:val="0"/>
         </w:rPr>
-        <w:t xml:space="preserve">Phone: id, Прізвище, Ім'я, По батькові, Адреса, Номер кредитної картки, Дебет, Кредит, Час міських і міжміських розмов. Створити масив об'єктів. </w:t>
+        <w:t xml:space="preserve">1. </w:t>
+      </w:r>
+      <w:r>
+        <w:rPr>
+          <w:b w:val="false"/>
+          <w:i w:val="false"/>
+          <w:caps w:val="false"/>
+          <w:smallCaps w:val="false"/>
+          <w:spacing w:val="0"/>
+        </w:rPr>
+        <w:t>Реалізувати програму яка виводить значення поточної дати й часу з певним інтервалом з обраними параметрами локалізації;</w:t>
       </w:r>
     </w:p>
     <w:p>
@@ -670,12 +717,15 @@
         <w:rPr>
           <w:b w:val="false"/>
           <w:i w:val="false"/>
-          <w:iCs/>
           <w:caps w:val="false"/>
           <w:smallCaps w:val="false"/>
           <w:spacing w:val="0"/>
         </w:rPr>
-        <w:t xml:space="preserve">Вивести: </w:t>
+        <w:t>2. Реалізувати клас, що дозволяє виконувати функції описані у вправі 1 і зберігати результати у файл;</w:t>
+      </w:r>
+      <w:r>
+        <w:rPr/>
+        <w:t xml:space="preserve"> </w:t>
       </w:r>
     </w:p>
     <w:p>
@@ -688,15 +738,7 @@
         </w:rPr>
       </w:pPr>
       <w:r>
-        <w:rPr>
-          <w:b w:val="false"/>
-          <w:i w:val="false"/>
-          <w:iCs/>
-          <w:caps w:val="false"/>
-          <w:smallCaps w:val="false"/>
-          <w:spacing w:val="0"/>
-        </w:rPr>
-        <w:t xml:space="preserve">а) відомості про абонентів, у яких час внутріміських розмов перевищує задане; </w:t>
+        <w:rPr/>
       </w:r>
     </w:p>
     <w:p>
@@ -709,15 +751,8 @@
         </w:rPr>
       </w:pPr>
       <w:r>
-        <w:rPr>
-          <w:b w:val="false"/>
-          <w:i w:val="false"/>
-          <w:iCs/>
-          <w:caps w:val="false"/>
-          <w:smallCaps w:val="false"/>
-          <w:spacing w:val="0"/>
-        </w:rPr>
-        <w:t xml:space="preserve">б) відомості про абонентів, які користувалися міжміським зв'язком;в)відомості про абонентів за абеткою. </w:t>
+        <w:rPr/>
+        <w:t>Індивідуальне завдання:</w:t>
       </w:r>
     </w:p>
     <w:p>
@@ -730,15 +765,33 @@
         </w:rPr>
       </w:pPr>
       <w:r>
-        <w:rPr>
-          <w:b w:val="false"/>
-          <w:i w:val="false"/>
+        <w:rPr/>
+      </w:r>
+    </w:p>
+    <w:p>
+      <w:pPr>
+        <w:pStyle w:val="P1"/>
+        <w:rPr>
+          <w:i/>
+          <w:i/>
           <w:iCs/>
-          <w:caps w:val="false"/>
-          <w:smallCaps w:val="false"/>
-          <w:spacing w:val="0"/>
-        </w:rPr>
-        <w:t>Задати дві стеки, поміняти інформацію місцями.</w:t>
+        </w:rPr>
+      </w:pPr>
+      <w:r>
+        <w:rPr/>
+        <w:t xml:space="preserve">1. Реалізувати клас що дозволяє зберігати результати роботи програми із загального завдання 1 в об’єкт </w:t>
+      </w:r>
+      <w:r>
+        <w:rPr>
+          <w:lang w:val="en-US"/>
+        </w:rPr>
+        <w:t xml:space="preserve">SortedSet </w:t>
+      </w:r>
+      <w:r>
+        <w:rPr>
+          <w:lang w:val="uk-UA"/>
+        </w:rPr>
+        <w:t>і впорядковувати їх у наступному порядку — мілісекунди, секунди, години, дні, місяці, роки.</w:t>
       </w:r>
     </w:p>
     <w:p>
@@ -793,6 +846,9 @@
       <w:r>
         <w:rPr/>
       </w:r>
+      <w:r>
+        <w:br w:type="page"/>
+      </w:r>
     </w:p>
     <w:p>
       <w:pPr>
@@ -816,62 +872,320 @@
     <w:p>
       <w:pPr>
         <w:pStyle w:val="P1"/>
-        <w:rPr/>
-      </w:pPr>
-      <w:r>
-        <w:rPr/>
-        <w:t xml:space="preserve">Для взаємодії з файлами можна оголосити об’єкт типу </w:t>
+        <w:rPr>
+          <w:lang w:val="uk-UA"/>
+        </w:rPr>
+      </w:pPr>
+      <w:r>
+        <w:rPr>
+          <w:lang w:val="uk-UA"/>
+        </w:rPr>
+        <w:t>Основні патерни для зміни формату дати та часу:</w:t>
+      </w:r>
+    </w:p>
+    <w:p>
+      <w:pPr>
+        <w:pStyle w:val="P1"/>
+        <w:rPr>
+          <w:lang w:val="uk-UA"/>
+        </w:rPr>
+      </w:pPr>
+      <w:r>
+        <w:rPr>
+          <w:lang w:val="uk-UA"/>
+        </w:rPr>
+      </w:r>
+    </w:p>
+    <w:p>
+      <w:pPr>
+        <w:pStyle w:val="P1"/>
+        <w:rPr>
+          <w:lang w:val="uk-UA"/>
+        </w:rPr>
+      </w:pPr>
+      <w:r>
+        <w:rPr>
+          <w:lang w:val="uk-UA"/>
+        </w:rPr>
+        <w:t xml:space="preserve">- </w:t>
       </w:r>
       <w:r>
         <w:rPr>
           <w:lang w:val="en-US"/>
         </w:rPr>
-        <w:t xml:space="preserve">File </w:t>
-      </w:r>
-      <w:r>
-        <w:rPr>
-          <w:lang w:val="uk-UA"/>
-        </w:rPr>
-        <w:t xml:space="preserve">та ініціалізувати його з назвою файлу. Прочитати його вміст можна об’єктом типу </w:t>
+        <w:t xml:space="preserve">A: </w:t>
+      </w:r>
+      <w:r>
+        <w:rPr>
+          <w:lang w:val="uk-UA"/>
+        </w:rPr>
+        <w:t>мілісекунди;</w:t>
+      </w:r>
+    </w:p>
+    <w:p>
+      <w:pPr>
+        <w:pStyle w:val="P1"/>
+        <w:rPr>
+          <w:lang w:val="uk-UA"/>
+        </w:rPr>
+      </w:pPr>
+      <w:r>
+        <w:rPr>
+          <w:lang w:val="uk-UA"/>
+        </w:rPr>
+        <w:t>- H</w:t>
       </w:r>
       <w:r>
         <w:rPr>
           <w:lang w:val="en-US"/>
         </w:rPr>
-        <w:t xml:space="preserve">Scanner. </w:t>
-      </w:r>
-      <w:r>
-        <w:rPr>
-          <w:lang w:val="uk-UA"/>
-        </w:rPr>
-        <w:t xml:space="preserve">В нього є метод </w:t>
+        <w:t>: г</w:t>
+      </w:r>
+      <w:r>
+        <w:rPr>
+          <w:lang w:val="uk-UA"/>
+        </w:rPr>
+        <w:t>одини;</w:t>
+      </w:r>
+    </w:p>
+    <w:p>
+      <w:pPr>
+        <w:pStyle w:val="P1"/>
+        <w:rPr>
+          <w:lang w:val="uk-UA"/>
+        </w:rPr>
+      </w:pPr>
+      <w:r>
+        <w:rPr>
+          <w:lang w:val="uk-UA"/>
+        </w:rPr>
+        <w:t>- m</w:t>
       </w:r>
       <w:r>
         <w:rPr>
           <w:lang w:val="en-US"/>
         </w:rPr>
-        <w:t xml:space="preserve">hasNextLine, </w:t>
-      </w:r>
-      <w:r>
-        <w:rPr>
-          <w:lang w:val="uk-UA"/>
-        </w:rPr>
-        <w:t xml:space="preserve">який показує чи є у файлі наступні рядки. Для отримання рядку з файлу можна використати метод </w:t>
+        <w:t>: х</w:t>
+      </w:r>
+      <w:r>
+        <w:rPr>
+          <w:lang w:val="uk-UA"/>
+        </w:rPr>
+        <w:t>вилини;</w:t>
+      </w:r>
+    </w:p>
+    <w:p>
+      <w:pPr>
+        <w:pStyle w:val="P1"/>
+        <w:rPr>
+          <w:lang w:val="uk-UA"/>
+        </w:rPr>
+      </w:pPr>
+      <w:r>
+        <w:rPr>
+          <w:lang w:val="uk-UA"/>
+        </w:rPr>
+        <w:t xml:space="preserve">- </w:t>
       </w:r>
       <w:r>
         <w:rPr>
           <w:lang w:val="en-US"/>
         </w:rPr>
-        <w:t>nextLine.</w:t>
-      </w:r>
-    </w:p>
-    <w:p>
-      <w:pPr>
-        <w:pStyle w:val="P1"/>
-        <w:rPr/>
-      </w:pPr>
-      <w:r>
-        <w:rPr/>
+        <w:t xml:space="preserve">s: </w:t>
+      </w:r>
+      <w:r>
+        <w:rPr>
+          <w:lang w:val="uk-UA"/>
+        </w:rPr>
+        <w:t>секунди;</w:t>
+      </w:r>
+    </w:p>
+    <w:p>
+      <w:pPr>
+        <w:pStyle w:val="P1"/>
+        <w:rPr>
+          <w:lang w:val="uk-UA"/>
+        </w:rPr>
+      </w:pPr>
+      <w:r>
+        <w:rPr>
+          <w:lang w:val="uk-UA"/>
+        </w:rPr>
+        <w:t>- M</w:t>
+      </w:r>
+      <w:r>
+        <w:rPr>
+          <w:lang w:val="en-US"/>
+        </w:rPr>
+        <w:t>: м</w:t>
+      </w:r>
+      <w:r>
+        <w:rPr>
+          <w:lang w:val="uk-UA"/>
+        </w:rPr>
+        <w:t>ісяці;</w:t>
+      </w:r>
+    </w:p>
+    <w:p>
+      <w:pPr>
+        <w:pStyle w:val="P1"/>
+        <w:rPr>
+          <w:lang w:val="uk-UA"/>
+        </w:rPr>
+      </w:pPr>
+      <w:r>
+        <w:rPr>
+          <w:lang w:val="uk-UA"/>
+        </w:rPr>
+        <w:t>- d</w:t>
+      </w:r>
+      <w:r>
+        <w:rPr>
+          <w:lang w:val="en-US"/>
+        </w:rPr>
+        <w:t>: д</w:t>
+      </w:r>
+      <w:r>
+        <w:rPr>
+          <w:lang w:val="uk-UA"/>
+        </w:rPr>
+        <w:t>ні;</w:t>
+      </w:r>
+    </w:p>
+    <w:p>
+      <w:pPr>
+        <w:pStyle w:val="P1"/>
+        <w:rPr>
+          <w:lang w:val="uk-UA"/>
+        </w:rPr>
+      </w:pPr>
+      <w:r>
+        <w:rPr>
+          <w:lang w:val="uk-UA"/>
+        </w:rPr>
+        <w:t>- y</w:t>
+      </w:r>
+      <w:r>
+        <w:rPr>
+          <w:lang w:val="en-US"/>
+        </w:rPr>
+        <w:t>: р</w:t>
+      </w:r>
+      <w:r>
+        <w:rPr>
+          <w:lang w:val="uk-UA"/>
+        </w:rPr>
+        <w:t>оки.</w:t>
+      </w:r>
+    </w:p>
+    <w:p>
+      <w:pPr>
+        <w:pStyle w:val="P1"/>
+        <w:rPr>
+          <w:lang w:val="uk-UA"/>
+        </w:rPr>
+      </w:pPr>
+      <w:r>
+        <w:rPr>
+          <w:lang w:val="uk-UA"/>
+        </w:rPr>
+      </w:r>
+    </w:p>
+    <w:p>
+      <w:pPr>
+        <w:pStyle w:val="P1"/>
+        <w:rPr>
+          <w:lang w:val="uk-UA"/>
+        </w:rPr>
+      </w:pPr>
+      <w:r>
+        <w:rPr>
+          <w:lang w:val="uk-UA"/>
+        </w:rPr>
+        <w:t xml:space="preserve">Для отримання дати та часу можна використати клас </w:t>
+      </w:r>
+      <w:r>
+        <w:rPr>
+          <w:lang w:val="en-US"/>
+        </w:rPr>
+        <w:t>LocalDateTime.</w:t>
+      </w:r>
+    </w:p>
+    <w:p>
+      <w:pPr>
+        <w:pStyle w:val="P1"/>
+        <w:rPr>
+          <w:lang w:val="uk-UA"/>
+        </w:rPr>
+      </w:pPr>
+      <w:r>
+        <w:rPr>
+          <w:lang w:val="uk-UA"/>
+        </w:rPr>
+        <w:t xml:space="preserve">Аби зробити затримку в програмі можна використати </w:t>
+      </w:r>
+      <w:r>
+        <w:rPr>
+          <w:lang w:val="en-US"/>
+        </w:rPr>
+        <w:t>Thread.sleep.</w:t>
+      </w:r>
+    </w:p>
+    <w:p>
+      <w:pPr>
+        <w:pStyle w:val="P1"/>
+        <w:rPr>
+          <w:lang w:val="uk-UA"/>
+        </w:rPr>
+      </w:pPr>
+      <w:r>
+        <w:rPr>
+          <w:lang w:val="uk-UA"/>
+        </w:rPr>
+        <w:t xml:space="preserve">Щоб записати дані до файлу можна оголосити об’єкт типу </w:t>
+      </w:r>
+      <w:r>
+        <w:rPr>
+          <w:lang w:val="en-US"/>
+        </w:rPr>
+        <w:t xml:space="preserve">FileWriter </w:t>
+      </w:r>
+      <w:r>
+        <w:rPr>
+          <w:lang w:val="uk-UA"/>
+        </w:rPr>
+        <w:t xml:space="preserve">і використати його метод </w:t>
+      </w:r>
+      <w:r>
+        <w:rPr>
+          <w:lang w:val="en-US"/>
+        </w:rPr>
+        <w:t xml:space="preserve">write. </w:t>
+      </w:r>
+      <w:r>
+        <w:rPr>
+          <w:lang w:val="uk-UA"/>
+        </w:rPr>
+        <w:t xml:space="preserve">В кінці запису потрібно закрити об’єкт методом </w:t>
+      </w:r>
+      <w:r>
+        <w:rPr>
+          <w:lang w:val="en-US"/>
+        </w:rPr>
+        <w:t>close.</w:t>
+      </w:r>
+    </w:p>
+    <w:p>
+      <w:pPr>
+        <w:pStyle w:val="P1"/>
+        <w:rPr>
+          <w:lang w:val="uk-UA"/>
+        </w:rPr>
+      </w:pPr>
+      <w:r>
+        <w:rPr>
+          <w:lang w:val="uk-UA"/>
+        </w:rPr>
       </w:r>
     </w:p>
     <w:p>
@@ -890,182 +1204,67 @@
     </w:p>
     <w:p>
       <w:pPr>
-        <w:pStyle w:val="P1"/>
-        <w:rPr>
-          <w:color w:val="auto"/>
-        </w:rPr>
-      </w:pPr>
-      <w:r>
-        <w:rPr>
-          <w:color w:val="auto"/>
-        </w:rPr>
-      </w:r>
-    </w:p>
-    <w:p>
-      <w:pPr>
-        <w:pStyle w:val="Code"/>
-        <w:rPr>
-          <w:rFonts w:ascii="Courier New" w:hAnsi="Courier New"/>
-          <w:color w:val="auto"/>
-        </w:rPr>
-      </w:pPr>
-      <w:r>
-        <w:rPr>
-          <w:color w:val="auto"/>
-        </w:rPr>
-        <w:t>import java.io.File;</w:t>
-      </w:r>
-    </w:p>
-    <w:p>
-      <w:pPr>
-        <w:pStyle w:val="Code"/>
-        <w:rPr>
-          <w:rFonts w:ascii="Courier New" w:hAnsi="Courier New"/>
-          <w:color w:val="auto"/>
-        </w:rPr>
-      </w:pPr>
-      <w:r>
-        <w:rPr>
-          <w:color w:val="auto"/>
-        </w:rPr>
-        <w:t>import java.io.IOException;</w:t>
-      </w:r>
-    </w:p>
-    <w:p>
-      <w:pPr>
-        <w:pStyle w:val="Code"/>
-        <w:rPr>
-          <w:rFonts w:ascii="Courier New" w:hAnsi="Courier New"/>
-          <w:color w:val="auto"/>
-        </w:rPr>
-      </w:pPr>
-      <w:r>
-        <w:rPr>
-          <w:color w:val="auto"/>
-        </w:rPr>
-        <w:t>import java.util.ArrayList;</w:t>
-      </w:r>
-    </w:p>
-    <w:p>
-      <w:pPr>
-        <w:pStyle w:val="Code"/>
-        <w:rPr>
-          <w:rFonts w:ascii="Courier New" w:hAnsi="Courier New"/>
-          <w:color w:val="auto"/>
-        </w:rPr>
-      </w:pPr>
-      <w:r>
-        <w:rPr>
-          <w:color w:val="auto"/>
-        </w:rPr>
-        <w:t>import java.util.Collections;</w:t>
-      </w:r>
-    </w:p>
-    <w:p>
-      <w:pPr>
-        <w:pStyle w:val="Code"/>
-        <w:rPr>
-          <w:rFonts w:ascii="Courier New" w:hAnsi="Courier New"/>
-          <w:color w:val="auto"/>
-        </w:rPr>
-      </w:pPr>
-      <w:r>
-        <w:rPr>
-          <w:color w:val="auto"/>
-        </w:rPr>
-        <w:t>import java.util.LinkedHashMap;</w:t>
-      </w:r>
-    </w:p>
-    <w:p>
-      <w:pPr>
-        <w:pStyle w:val="Code"/>
-        <w:rPr>
-          <w:rFonts w:ascii="Courier New" w:hAnsi="Courier New"/>
-          <w:color w:val="auto"/>
-        </w:rPr>
-      </w:pPr>
-      <w:r>
-        <w:rPr>
-          <w:color w:val="auto"/>
-        </w:rPr>
-        <w:t>import java.util.Map;</w:t>
-      </w:r>
-    </w:p>
-    <w:p>
-      <w:pPr>
-        <w:pStyle w:val="Code"/>
-        <w:rPr>
-          <w:rFonts w:ascii="Courier New" w:hAnsi="Courier New"/>
-          <w:color w:val="auto"/>
-        </w:rPr>
-      </w:pPr>
-      <w:r>
-        <w:rPr>
-          <w:color w:val="auto"/>
-        </w:rPr>
-        <w:t>import java.util.Scanner;</w:t>
-      </w:r>
-    </w:p>
-    <w:p>
-      <w:pPr>
-        <w:pStyle w:val="Code"/>
-        <w:rPr>
-          <w:rFonts w:ascii="Courier New" w:hAnsi="Courier New"/>
-          <w:color w:val="auto"/>
-        </w:rPr>
-      </w:pPr>
-      <w:r>
-        <w:rPr>
-          <w:color w:val="auto"/>
-        </w:rPr>
-        <w:t>import java.util.Stack;</w:t>
-      </w:r>
-    </w:p>
-    <w:p>
-      <w:pPr>
-        <w:pStyle w:val="Code"/>
-        <w:rPr>
-          <w:rFonts w:ascii="Courier New" w:hAnsi="Courier New"/>
-          <w:color w:val="auto"/>
-        </w:rPr>
-      </w:pPr>
-      <w:r>
-        <w:rPr>
-          <w:color w:val="auto"/>
-        </w:rPr>
-      </w:r>
-    </w:p>
-    <w:p>
-      <w:pPr>
-        <w:pStyle w:val="Code"/>
-        <w:rPr>
-          <w:rFonts w:ascii="Courier New" w:hAnsi="Courier New"/>
-          <w:color w:val="auto"/>
-        </w:rPr>
-      </w:pPr>
-      <w:r>
-        <w:rPr>
-          <w:color w:val="auto"/>
-        </w:rPr>
-        <w:t>public class Phone {</w:t>
-      </w:r>
-    </w:p>
-    <w:p>
-      <w:pPr>
-        <w:pStyle w:val="Code"/>
-        <w:rPr>
-          <w:rFonts w:ascii="Courier New" w:hAnsi="Courier New"/>
-          <w:color w:val="auto"/>
-        </w:rPr>
-      </w:pPr>
-      <w:r>
-        <w:rPr>
+        <w:pStyle w:val="H2"/>
+        <w:rPr/>
+      </w:pPr>
+      <w:r>
+        <w:rPr/>
+        <w:t>1 Дата і час</w:t>
+      </w:r>
+    </w:p>
+    <w:p>
+      <w:pPr>
+        <w:pStyle w:val="H3"/>
+        <w:rPr/>
+      </w:pPr>
+      <w:r>
+        <w:rPr/>
+        <w:t xml:space="preserve">Код </w:t>
+      </w:r>
+    </w:p>
+    <w:p>
+      <w:pPr>
+        <w:pStyle w:val="P1"/>
+        <w:rPr/>
+      </w:pPr>
+      <w:r>
+        <w:rPr/>
+      </w:r>
+    </w:p>
+    <w:p>
+      <w:pPr>
+        <w:pStyle w:val="Code"/>
+        <w:rPr>
+          <w:rFonts w:ascii="Courier New" w:hAnsi="Courier New"/>
+          <w:color w:val="auto"/>
+        </w:rPr>
+      </w:pPr>
+      <w:r>
+        <w:rPr>
+          <w:rFonts w:ascii="Courier New" w:hAnsi="Courier New"/>
+          <w:color w:val="auto"/>
+        </w:rPr>
+        <w:t>public class a {</w:t>
+      </w:r>
+    </w:p>
+    <w:p>
+      <w:pPr>
+        <w:pStyle w:val="Code"/>
+        <w:rPr>
+          <w:rFonts w:ascii="Courier New" w:hAnsi="Courier New"/>
+          <w:color w:val="auto"/>
+        </w:rPr>
+      </w:pPr>
+      <w:r>
+        <w:rPr>
+          <w:rFonts w:ascii="Courier New" w:hAnsi="Courier New"/>
           <w:color w:val="auto"/>
         </w:rPr>
         <w:t xml:space="preserve">  </w:t>
       </w:r>
       <w:r>
         <w:rPr>
+          <w:rFonts w:ascii="Courier New" w:hAnsi="Courier New"/>
           <w:b w:val="false"/>
           <w:color w:val="auto"/>
           <w:sz w:val="21"/>
@@ -1083,430 +1282,268 @@
       </w:pPr>
       <w:r>
         <w:rPr>
+          <w:rFonts w:ascii="Courier New" w:hAnsi="Courier New"/>
           <w:color w:val="auto"/>
         </w:rPr>
         <w:t xml:space="preserve">    </w:t>
       </w:r>
       <w:r>
         <w:rPr>
+          <w:rFonts w:ascii="Courier New" w:hAnsi="Courier New"/>
           <w:b w:val="false"/>
           <w:color w:val="auto"/>
           <w:sz w:val="21"/>
         </w:rPr>
-        <w:t>ArrayList&lt;Map&lt;String, String&gt;&gt; phones = new ArrayList&lt;Map&lt;String, String&gt;&gt;();</w:t>
-      </w:r>
-    </w:p>
-    <w:p>
-      <w:pPr>
-        <w:pStyle w:val="Code"/>
-        <w:rPr>
-          <w:rFonts w:ascii="Courier New" w:hAnsi="Courier New"/>
-          <w:color w:val="auto"/>
-        </w:rPr>
-      </w:pPr>
-      <w:r>
-        <w:rPr>
+        <w:t>while (true) {</w:t>
+      </w:r>
+    </w:p>
+    <w:p>
+      <w:pPr>
+        <w:pStyle w:val="Code"/>
+        <w:rPr>
+          <w:rFonts w:ascii="Courier New" w:hAnsi="Courier New"/>
+          <w:color w:val="auto"/>
+        </w:rPr>
+      </w:pPr>
+      <w:r>
+        <w:rPr>
+          <w:rFonts w:ascii="Courier New" w:hAnsi="Courier New"/>
+          <w:color w:val="auto"/>
+        </w:rPr>
+        <w:t xml:space="preserve">      </w:t>
+      </w:r>
+      <w:r>
+        <w:rPr>
+          <w:rFonts w:ascii="Courier New" w:hAnsi="Courier New"/>
+          <w:b w:val="false"/>
+          <w:color w:val="auto"/>
+          <w:sz w:val="21"/>
+        </w:rPr>
+        <w:t>LocalDateTime dateTime = LocalDateTime.now();</w:t>
+      </w:r>
+    </w:p>
+    <w:p>
+      <w:pPr>
+        <w:pStyle w:val="Code"/>
+        <w:rPr>
+          <w:rFonts w:ascii="Courier New" w:hAnsi="Courier New"/>
+          <w:color w:val="auto"/>
+        </w:rPr>
+      </w:pPr>
+      <w:r>
+        <w:rPr>
+          <w:rFonts w:ascii="Courier New" w:hAnsi="Courier New"/>
+          <w:color w:val="auto"/>
+        </w:rPr>
+        <w:t xml:space="preserve">      </w:t>
+      </w:r>
+      <w:r>
+        <w:rPr>
+          <w:rFonts w:ascii="Courier New" w:hAnsi="Courier New"/>
+          <w:b w:val="false"/>
+          <w:color w:val="auto"/>
+          <w:sz w:val="21"/>
+        </w:rPr>
+        <w:t>DateTimeFormatter formatter = DateTimeFormatter.ofPattern("dd.MM.yyyy HH:mm:ss:AA");</w:t>
+      </w:r>
+    </w:p>
+    <w:p>
+      <w:pPr>
+        <w:pStyle w:val="Code"/>
+        <w:rPr>
+          <w:rFonts w:ascii="Courier New" w:hAnsi="Courier New"/>
+          <w:color w:val="auto"/>
+        </w:rPr>
+      </w:pPr>
+      <w:r>
+        <w:rPr>
+          <w:rFonts w:ascii="Courier New" w:hAnsi="Courier New"/>
+          <w:color w:val="auto"/>
+        </w:rPr>
+        <w:t xml:space="preserve">      </w:t>
+      </w:r>
+      <w:r>
+        <w:rPr>
+          <w:rFonts w:ascii="Courier New" w:hAnsi="Courier New"/>
+          <w:b w:val="false"/>
+          <w:color w:val="auto"/>
+          <w:sz w:val="21"/>
+        </w:rPr>
+        <w:t>System.out.println(dateTime.format(formatter));</w:t>
+      </w:r>
+    </w:p>
+    <w:p>
+      <w:pPr>
+        <w:pStyle w:val="Code"/>
+        <w:rPr>
+          <w:rFonts w:ascii="Courier New" w:hAnsi="Courier New"/>
+          <w:color w:val="auto"/>
+        </w:rPr>
+      </w:pPr>
+      <w:r>
+        <w:rPr>
+          <w:rFonts w:ascii="Courier New" w:hAnsi="Courier New"/>
+          <w:color w:val="auto"/>
+        </w:rPr>
+        <w:t xml:space="preserve">      </w:t>
+      </w:r>
+      <w:r>
+        <w:rPr>
+          <w:rFonts w:ascii="Courier New" w:hAnsi="Courier New"/>
+          <w:b w:val="false"/>
+          <w:color w:val="auto"/>
+          <w:sz w:val="21"/>
+        </w:rPr>
+        <w:t>try {</w:t>
+      </w:r>
+    </w:p>
+    <w:p>
+      <w:pPr>
+        <w:pStyle w:val="Code"/>
+        <w:rPr>
+          <w:rFonts w:ascii="Courier New" w:hAnsi="Courier New"/>
+          <w:color w:val="auto"/>
+        </w:rPr>
+      </w:pPr>
+      <w:r>
+        <w:rPr>
+          <w:rFonts w:ascii="Courier New" w:hAnsi="Courier New"/>
+          <w:color w:val="auto"/>
+        </w:rPr>
+        <w:t xml:space="preserve">        </w:t>
+      </w:r>
+      <w:r>
+        <w:rPr>
+          <w:rFonts w:ascii="Courier New" w:hAnsi="Courier New"/>
+          <w:b w:val="false"/>
+          <w:color w:val="auto"/>
+          <w:sz w:val="21"/>
+        </w:rPr>
+        <w:t>Thread.sleep(1000);</w:t>
+      </w:r>
+    </w:p>
+    <w:p>
+      <w:pPr>
+        <w:pStyle w:val="Code"/>
+        <w:rPr>
+          <w:rFonts w:ascii="Courier New" w:hAnsi="Courier New"/>
+          <w:color w:val="auto"/>
+        </w:rPr>
+      </w:pPr>
+      <w:r>
+        <w:rPr>
+          <w:rFonts w:ascii="Courier New" w:hAnsi="Courier New"/>
+          <w:color w:val="auto"/>
+        </w:rPr>
+        <w:t xml:space="preserve">      </w:t>
+      </w:r>
+      <w:r>
+        <w:rPr>
+          <w:rFonts w:ascii="Courier New" w:hAnsi="Courier New"/>
+          <w:b w:val="false"/>
+          <w:color w:val="auto"/>
+          <w:sz w:val="21"/>
+        </w:rPr>
+        <w:t>} catch (InterruptedException exception) {</w:t>
+      </w:r>
+    </w:p>
+    <w:p>
+      <w:pPr>
+        <w:pStyle w:val="Code"/>
+        <w:rPr>
+          <w:rFonts w:ascii="Courier New" w:hAnsi="Courier New"/>
+          <w:color w:val="auto"/>
+        </w:rPr>
+      </w:pPr>
+      <w:r>
+        <w:rPr>
+          <w:rFonts w:ascii="Courier New" w:hAnsi="Courier New"/>
+          <w:color w:val="auto"/>
+        </w:rPr>
+        <w:t xml:space="preserve">        </w:t>
+      </w:r>
+      <w:r>
+        <w:rPr>
+          <w:rFonts w:ascii="Courier New" w:hAnsi="Courier New"/>
+          <w:b w:val="false"/>
+          <w:color w:val="auto"/>
+          <w:sz w:val="21"/>
+        </w:rPr>
+        <w:t>exception.printStackTrace();</w:t>
+      </w:r>
+    </w:p>
+    <w:p>
+      <w:pPr>
+        <w:pStyle w:val="Code"/>
+        <w:rPr>
+          <w:rFonts w:ascii="Courier New" w:hAnsi="Courier New"/>
+          <w:color w:val="auto"/>
+        </w:rPr>
+      </w:pPr>
+      <w:r>
+        <w:rPr>
+          <w:rFonts w:ascii="Courier New" w:hAnsi="Courier New"/>
+          <w:color w:val="auto"/>
+        </w:rPr>
+        <w:t xml:space="preserve">      </w:t>
+      </w:r>
+      <w:r>
+        <w:rPr>
+          <w:rFonts w:ascii="Courier New" w:hAnsi="Courier New"/>
+          <w:b w:val="false"/>
+          <w:color w:val="auto"/>
+          <w:sz w:val="21"/>
+        </w:rPr>
+        <w:t>}</w:t>
+      </w:r>
+    </w:p>
+    <w:p>
+      <w:pPr>
+        <w:pStyle w:val="Code"/>
+        <w:rPr>
+          <w:rFonts w:ascii="Courier New" w:hAnsi="Courier New"/>
+          <w:color w:val="auto"/>
+        </w:rPr>
+      </w:pPr>
+      <w:r>
+        <w:rPr>
+          <w:rFonts w:ascii="Courier New" w:hAnsi="Courier New"/>
           <w:color w:val="auto"/>
         </w:rPr>
         <w:t xml:space="preserve">    </w:t>
       </w:r>
       <w:r>
         <w:rPr>
+          <w:rFonts w:ascii="Courier New" w:hAnsi="Courier New"/>
           <w:b w:val="false"/>
           <w:color w:val="auto"/>
           <w:sz w:val="21"/>
         </w:rPr>
-        <w:t>try {</w:t>
-      </w:r>
-    </w:p>
-    <w:p>
-      <w:pPr>
-        <w:pStyle w:val="Code"/>
-        <w:rPr>
-          <w:rFonts w:ascii="Courier New" w:hAnsi="Courier New"/>
-          <w:color w:val="auto"/>
-        </w:rPr>
-      </w:pPr>
-      <w:r>
-        <w:rPr>
-          <w:color w:val="auto"/>
-        </w:rPr>
-        <w:t xml:space="preserve">      </w:t>
-      </w:r>
-      <w:r>
-        <w:rPr>
+        <w:t>}</w:t>
+      </w:r>
+    </w:p>
+    <w:p>
+      <w:pPr>
+        <w:pStyle w:val="Code"/>
+        <w:rPr>
+          <w:rFonts w:ascii="Courier New" w:hAnsi="Courier New"/>
+          <w:color w:val="auto"/>
+        </w:rPr>
+      </w:pPr>
+      <w:r>
+        <w:rPr>
+          <w:rFonts w:ascii="Courier New" w:hAnsi="Courier New"/>
+          <w:color w:val="auto"/>
+        </w:rPr>
+        <w:t xml:space="preserve">  </w:t>
+      </w:r>
+      <w:r>
+        <w:rPr>
+          <w:rFonts w:ascii="Courier New" w:hAnsi="Courier New"/>
           <w:b w:val="false"/>
           <w:color w:val="auto"/>
           <w:sz w:val="21"/>
         </w:rPr>
-        <w:t>File file = new File("phones.txt");</w:t>
-      </w:r>
-    </w:p>
-    <w:p>
-      <w:pPr>
-        <w:pStyle w:val="Code"/>
-        <w:rPr>
-          <w:rFonts w:ascii="Courier New" w:hAnsi="Courier New"/>
-          <w:color w:val="auto"/>
-        </w:rPr>
-      </w:pPr>
-      <w:r>
-        <w:rPr>
-          <w:color w:val="auto"/>
-        </w:rPr>
-        <w:t xml:space="preserve">      </w:t>
-      </w:r>
-      <w:r>
-        <w:rPr>
-          <w:b w:val="false"/>
-          <w:color w:val="auto"/>
-          <w:sz w:val="21"/>
-        </w:rPr>
-        <w:t>Scanner scanner = new Scanner(file);</w:t>
-      </w:r>
-    </w:p>
-    <w:p>
-      <w:pPr>
-        <w:pStyle w:val="Code"/>
-        <w:rPr>
-          <w:rFonts w:ascii="Courier New" w:hAnsi="Courier New"/>
-          <w:color w:val="auto"/>
-        </w:rPr>
-      </w:pPr>
-      <w:r>
-        <w:rPr>
-          <w:color w:val="auto"/>
-        </w:rPr>
-        <w:t xml:space="preserve">      </w:t>
-      </w:r>
-      <w:r>
-        <w:rPr>
-          <w:b w:val="false"/>
-          <w:color w:val="auto"/>
-          <w:sz w:val="21"/>
-        </w:rPr>
-        <w:t>while (scanner.hasNextLine()) {</w:t>
-      </w:r>
-    </w:p>
-    <w:p>
-      <w:pPr>
-        <w:pStyle w:val="Code"/>
-        <w:rPr>
-          <w:rFonts w:ascii="Courier New" w:hAnsi="Courier New"/>
-          <w:color w:val="auto"/>
-        </w:rPr>
-      </w:pPr>
-      <w:r>
-        <w:rPr>
-          <w:color w:val="auto"/>
-        </w:rPr>
-        <w:t xml:space="preserve">        </w:t>
-      </w:r>
-      <w:r>
-        <w:rPr>
-          <w:b w:val="false"/>
-          <w:color w:val="auto"/>
-          <w:sz w:val="21"/>
-        </w:rPr>
-        <w:t>String[] values = scanner.nextLine().split(",");</w:t>
-      </w:r>
-    </w:p>
-    <w:p>
-      <w:pPr>
-        <w:pStyle w:val="Code"/>
-        <w:rPr>
-          <w:rFonts w:ascii="Courier New" w:hAnsi="Courier New"/>
-          <w:color w:val="auto"/>
-        </w:rPr>
-      </w:pPr>
-      <w:r>
-        <w:rPr>
-          <w:color w:val="auto"/>
-        </w:rPr>
-        <w:t xml:space="preserve">        </w:t>
-      </w:r>
-      <w:r>
-        <w:rPr>
-          <w:b w:val="false"/>
-          <w:color w:val="auto"/>
-          <w:sz w:val="21"/>
-        </w:rPr>
-        <w:t>Map&lt;String, String&gt; phone = new LinkedHashMap&lt;&gt;();</w:t>
-      </w:r>
-    </w:p>
-    <w:p>
-      <w:pPr>
-        <w:pStyle w:val="Code"/>
-        <w:rPr>
-          <w:rFonts w:ascii="Courier New" w:hAnsi="Courier New"/>
-          <w:color w:val="auto"/>
-        </w:rPr>
-      </w:pPr>
-      <w:r>
-        <w:rPr>
-          <w:color w:val="auto"/>
-        </w:rPr>
-        <w:t xml:space="preserve">        </w:t>
-      </w:r>
-      <w:r>
-        <w:rPr>
-          <w:b w:val="false"/>
-          <w:color w:val="auto"/>
-          <w:sz w:val="21"/>
-        </w:rPr>
-        <w:t>phone.put("id", values[0]);</w:t>
-      </w:r>
-    </w:p>
-    <w:p>
-      <w:pPr>
-        <w:pStyle w:val="Code"/>
-        <w:rPr>
-          <w:rFonts w:ascii="Courier New" w:hAnsi="Courier New"/>
-          <w:color w:val="auto"/>
-        </w:rPr>
-      </w:pPr>
-      <w:r>
-        <w:rPr>
-          <w:color w:val="auto"/>
-        </w:rPr>
-        <w:t xml:space="preserve">        </w:t>
-      </w:r>
-      <w:r>
-        <w:rPr>
-          <w:b w:val="false"/>
-          <w:color w:val="auto"/>
-          <w:sz w:val="21"/>
-        </w:rPr>
-        <w:t>phone.put("surname", values[1]);</w:t>
-      </w:r>
-    </w:p>
-    <w:p>
-      <w:pPr>
-        <w:pStyle w:val="Code"/>
-        <w:rPr>
-          <w:rFonts w:ascii="Courier New" w:hAnsi="Courier New"/>
-          <w:color w:val="auto"/>
-        </w:rPr>
-      </w:pPr>
-      <w:r>
-        <w:rPr>
-          <w:color w:val="auto"/>
-        </w:rPr>
-        <w:t xml:space="preserve">        </w:t>
-      </w:r>
-      <w:r>
-        <w:rPr>
-          <w:b w:val="false"/>
-          <w:color w:val="auto"/>
-          <w:sz w:val="21"/>
-        </w:rPr>
-        <w:t>phone.put("name", values[2]);</w:t>
-      </w:r>
-    </w:p>
-    <w:p>
-      <w:pPr>
-        <w:pStyle w:val="Code"/>
-        <w:rPr>
-          <w:rFonts w:ascii="Courier New" w:hAnsi="Courier New"/>
-          <w:color w:val="auto"/>
-        </w:rPr>
-      </w:pPr>
-      <w:r>
-        <w:rPr>
-          <w:color w:val="auto"/>
-        </w:rPr>
-        <w:t xml:space="preserve">        </w:t>
-      </w:r>
-      <w:r>
-        <w:rPr>
-          <w:b w:val="false"/>
-          <w:color w:val="auto"/>
-          <w:sz w:val="21"/>
-        </w:rPr>
-        <w:t>phone.put("middleName", values[3]);</w:t>
-      </w:r>
-    </w:p>
-    <w:p>
-      <w:pPr>
-        <w:pStyle w:val="Code"/>
-        <w:rPr>
-          <w:rFonts w:ascii="Courier New" w:hAnsi="Courier New"/>
-          <w:color w:val="auto"/>
-        </w:rPr>
-      </w:pPr>
-      <w:r>
-        <w:rPr>
-          <w:color w:val="auto"/>
-        </w:rPr>
-        <w:t xml:space="preserve">        </w:t>
-      </w:r>
-      <w:r>
-        <w:rPr>
-          <w:b w:val="false"/>
-          <w:color w:val="auto"/>
-          <w:sz w:val="21"/>
-        </w:rPr>
-        <w:t>phone.put("address", values[4]);</w:t>
-      </w:r>
-    </w:p>
-    <w:p>
-      <w:pPr>
-        <w:pStyle w:val="Code"/>
-        <w:rPr>
-          <w:rFonts w:ascii="Courier New" w:hAnsi="Courier New"/>
-          <w:color w:val="auto"/>
-        </w:rPr>
-      </w:pPr>
-      <w:r>
-        <w:rPr>
-          <w:color w:val="auto"/>
-        </w:rPr>
-        <w:t xml:space="preserve">        </w:t>
-      </w:r>
-      <w:r>
-        <w:rPr>
-          <w:b w:val="false"/>
-          <w:color w:val="auto"/>
-          <w:sz w:val="21"/>
-        </w:rPr>
-        <w:t>phone.put("cardNumber", values[5]);</w:t>
-      </w:r>
-    </w:p>
-    <w:p>
-      <w:pPr>
-        <w:pStyle w:val="Code"/>
-        <w:rPr>
-          <w:rFonts w:ascii="Courier New" w:hAnsi="Courier New"/>
-          <w:color w:val="auto"/>
-        </w:rPr>
-      </w:pPr>
-      <w:r>
-        <w:rPr>
-          <w:color w:val="auto"/>
-        </w:rPr>
-        <w:t xml:space="preserve">        </w:t>
-      </w:r>
-      <w:r>
-        <w:rPr>
-          <w:b w:val="false"/>
-          <w:color w:val="auto"/>
-          <w:sz w:val="21"/>
-        </w:rPr>
-        <w:t>phone.put("debit", values[6]);</w:t>
-      </w:r>
-    </w:p>
-    <w:p>
-      <w:pPr>
-        <w:pStyle w:val="Code"/>
-        <w:rPr>
-          <w:rFonts w:ascii="Courier New" w:hAnsi="Courier New"/>
-          <w:color w:val="auto"/>
-        </w:rPr>
-      </w:pPr>
-      <w:r>
-        <w:rPr>
-          <w:color w:val="auto"/>
-        </w:rPr>
-        <w:t xml:space="preserve">        </w:t>
-      </w:r>
-      <w:r>
-        <w:rPr>
-          <w:b w:val="false"/>
-          <w:color w:val="auto"/>
-          <w:sz w:val="21"/>
-        </w:rPr>
-        <w:t>phone.put("credit", values[7]);</w:t>
-      </w:r>
-    </w:p>
-    <w:p>
-      <w:pPr>
-        <w:pStyle w:val="Code"/>
-        <w:rPr>
-          <w:rFonts w:ascii="Courier New" w:hAnsi="Courier New"/>
-          <w:color w:val="auto"/>
-        </w:rPr>
-      </w:pPr>
-      <w:r>
-        <w:rPr>
-          <w:color w:val="auto"/>
-        </w:rPr>
-        <w:t xml:space="preserve">        </w:t>
-      </w:r>
-      <w:r>
-        <w:rPr>
-          <w:b w:val="false"/>
-          <w:color w:val="auto"/>
-          <w:sz w:val="21"/>
-        </w:rPr>
-        <w:t>phone.put("cityTime", values[8]);</w:t>
-      </w:r>
-    </w:p>
-    <w:p>
-      <w:pPr>
-        <w:pStyle w:val="Code"/>
-        <w:rPr>
-          <w:rFonts w:ascii="Courier New" w:hAnsi="Courier New"/>
-          <w:color w:val="auto"/>
-        </w:rPr>
-      </w:pPr>
-      <w:r>
-        <w:rPr>
-          <w:color w:val="auto"/>
-        </w:rPr>
-        <w:t xml:space="preserve">        </w:t>
-      </w:r>
-      <w:r>
-        <w:rPr>
-          <w:b w:val="false"/>
-          <w:color w:val="auto"/>
-          <w:sz w:val="21"/>
-        </w:rPr>
-        <w:t>phone.put("interTime", values[9]);</w:t>
-      </w:r>
-    </w:p>
-    <w:p>
-      <w:pPr>
-        <w:pStyle w:val="Code"/>
-        <w:rPr>
-          <w:rFonts w:ascii="Courier New" w:hAnsi="Courier New"/>
-          <w:color w:val="auto"/>
-        </w:rPr>
-      </w:pPr>
-      <w:r>
-        <w:rPr>
-          <w:color w:val="auto"/>
-        </w:rPr>
-        <w:t xml:space="preserve">        </w:t>
-      </w:r>
-      <w:r>
-        <w:rPr>
-          <w:b w:val="false"/>
-          <w:color w:val="auto"/>
-          <w:sz w:val="21"/>
-        </w:rPr>
-        <w:t>phones.add(phone);</w:t>
-      </w:r>
-    </w:p>
-    <w:p>
-      <w:pPr>
-        <w:pStyle w:val="Code"/>
-        <w:rPr>
-          <w:rFonts w:ascii="Courier New" w:hAnsi="Courier New"/>
-          <w:color w:val="auto"/>
-        </w:rPr>
-      </w:pPr>
-      <w:r>
-        <w:rPr>
-          <w:color w:val="auto"/>
-        </w:rPr>
-        <w:t xml:space="preserve">      </w:t>
-      </w:r>
-      <w:r>
-        <w:rPr>
-          <w:b w:val="false"/>
-          <w:color w:val="auto"/>
-          <w:sz w:val="21"/>
-        </w:rPr>
         <w:t>}</w:t>
       </w:r>
     </w:p>
@@ -1520,1265 +1557,42 @@
       </w:pPr>
       <w:r>
         <w:rPr>
-          <w:color w:val="auto"/>
-        </w:rPr>
-        <w:t xml:space="preserve">    </w:t>
-      </w:r>
-      <w:r>
-        <w:rPr>
-          <w:b w:val="false"/>
-          <w:color w:val="auto"/>
-          <w:sz w:val="21"/>
-        </w:rPr>
-        <w:t>} catch (IOException e) {</w:t>
-      </w:r>
-    </w:p>
-    <w:p>
-      <w:pPr>
-        <w:pStyle w:val="Code"/>
-        <w:rPr>
-          <w:rFonts w:ascii="Courier New" w:hAnsi="Courier New"/>
-          <w:color w:val="auto"/>
-        </w:rPr>
-      </w:pPr>
-      <w:r>
-        <w:rPr>
-          <w:color w:val="auto"/>
-        </w:rPr>
-        <w:t xml:space="preserve">      </w:t>
-      </w:r>
-      <w:r>
-        <w:rPr>
-          <w:b w:val="false"/>
-          <w:color w:val="auto"/>
-          <w:sz w:val="21"/>
-        </w:rPr>
-        <w:t>e.printStackTrace();</w:t>
-      </w:r>
-    </w:p>
-    <w:p>
-      <w:pPr>
-        <w:pStyle w:val="Code"/>
-        <w:rPr>
-          <w:rFonts w:ascii="Courier New" w:hAnsi="Courier New"/>
-          <w:color w:val="auto"/>
-        </w:rPr>
-      </w:pPr>
-      <w:r>
-        <w:rPr>
-          <w:color w:val="auto"/>
-        </w:rPr>
-        <w:t xml:space="preserve">    </w:t>
-      </w:r>
-      <w:r>
-        <w:rPr>
-          <w:b w:val="false"/>
-          <w:color w:val="auto"/>
-          <w:sz w:val="21"/>
+          <w:rFonts w:ascii="Courier New" w:hAnsi="Courier New"/>
+          <w:color w:val="auto"/>
         </w:rPr>
         <w:t>}</w:t>
       </w:r>
     </w:p>
     <w:p>
       <w:pPr>
-        <w:pStyle w:val="Code"/>
-        <w:rPr>
-          <w:rFonts w:ascii="Courier New" w:hAnsi="Courier New"/>
-          <w:color w:val="auto"/>
-        </w:rPr>
-      </w:pPr>
-      <w:r>
-        <w:rPr>
-          <w:color w:val="auto"/>
-        </w:rPr>
-      </w:r>
-    </w:p>
-    <w:p>
-      <w:pPr>
-        <w:pStyle w:val="Code"/>
-        <w:rPr>
-          <w:rFonts w:ascii="Courier New" w:hAnsi="Courier New"/>
-          <w:color w:val="auto"/>
-        </w:rPr>
-      </w:pPr>
-      <w:r>
-        <w:rPr>
-          <w:color w:val="auto"/>
-        </w:rPr>
-        <w:t xml:space="preserve">    </w:t>
-      </w:r>
-      <w:r>
-        <w:rPr>
-          <w:b w:val="false"/>
-          <w:color w:val="auto"/>
-          <w:sz w:val="21"/>
-        </w:rPr>
-        <w:t>Integer cityTime = 50;</w:t>
-      </w:r>
-    </w:p>
-    <w:p>
-      <w:pPr>
-        <w:pStyle w:val="Code"/>
-        <w:rPr>
-          <w:rFonts w:ascii="Courier New" w:hAnsi="Courier New"/>
-          <w:color w:val="auto"/>
-        </w:rPr>
-      </w:pPr>
-      <w:r>
-        <w:rPr>
-          <w:color w:val="auto"/>
-        </w:rPr>
-        <w:t xml:space="preserve">    </w:t>
-      </w:r>
-      <w:r>
-        <w:rPr>
-          <w:b w:val="false"/>
-          <w:color w:val="auto"/>
-          <w:sz w:val="21"/>
-        </w:rPr>
-        <w:t>System.out.println("\nCustomers with inner city time of more than " + cityTime + ": ");</w:t>
-      </w:r>
-    </w:p>
-    <w:p>
-      <w:pPr>
-        <w:pStyle w:val="Code"/>
-        <w:rPr>
-          <w:rFonts w:ascii="Courier New" w:hAnsi="Courier New"/>
-          <w:color w:val="auto"/>
-        </w:rPr>
-      </w:pPr>
-      <w:r>
-        <w:rPr>
-          <w:color w:val="auto"/>
-        </w:rPr>
-        <w:t xml:space="preserve">    </w:t>
-      </w:r>
-      <w:r>
-        <w:rPr>
-          <w:b w:val="false"/>
-          <w:color w:val="auto"/>
-          <w:sz w:val="21"/>
-        </w:rPr>
-        <w:t>for (Map&lt;String, String&gt; map : phones) {</w:t>
-      </w:r>
-    </w:p>
-    <w:p>
-      <w:pPr>
-        <w:pStyle w:val="Code"/>
-        <w:rPr>
-          <w:rFonts w:ascii="Courier New" w:hAnsi="Courier New"/>
-          <w:color w:val="auto"/>
-        </w:rPr>
-      </w:pPr>
-      <w:r>
-        <w:rPr>
-          <w:color w:val="auto"/>
-        </w:rPr>
-        <w:t xml:space="preserve">      </w:t>
-      </w:r>
-      <w:r>
-        <w:rPr>
-          <w:b w:val="false"/>
-          <w:color w:val="auto"/>
-          <w:sz w:val="21"/>
-        </w:rPr>
-        <w:t>if (Integer.parseInt(map.get("cityTime")) &lt;= cityTime)</w:t>
-      </w:r>
-    </w:p>
-    <w:p>
-      <w:pPr>
-        <w:pStyle w:val="Code"/>
-        <w:rPr>
-          <w:rFonts w:ascii="Courier New" w:hAnsi="Courier New"/>
-          <w:color w:val="auto"/>
-        </w:rPr>
-      </w:pPr>
-      <w:r>
-        <w:rPr>
-          <w:color w:val="auto"/>
-        </w:rPr>
-        <w:t xml:space="preserve">        </w:t>
-      </w:r>
-      <w:r>
-        <w:rPr>
-          <w:b w:val="false"/>
-          <w:color w:val="auto"/>
-          <w:sz w:val="21"/>
-        </w:rPr>
-        <w:t>continue;</w:t>
-      </w:r>
-    </w:p>
-    <w:p>
-      <w:pPr>
-        <w:pStyle w:val="Code"/>
-        <w:rPr>
-          <w:rFonts w:ascii="Courier New" w:hAnsi="Courier New"/>
-          <w:color w:val="auto"/>
-        </w:rPr>
-      </w:pPr>
-      <w:r>
-        <w:rPr>
-          <w:color w:val="auto"/>
-        </w:rPr>
-        <w:t xml:space="preserve">      </w:t>
-      </w:r>
-      <w:r>
-        <w:rPr>
-          <w:b w:val="false"/>
-          <w:color w:val="auto"/>
-          <w:sz w:val="21"/>
-        </w:rPr>
-        <w:t>System.out.println("- " + map.get("name") + " from " + map.get("address") + " with credit card number of "</w:t>
-      </w:r>
-    </w:p>
-    <w:p>
-      <w:pPr>
-        <w:pStyle w:val="Code"/>
-        <w:rPr>
-          <w:rFonts w:ascii="Courier New" w:hAnsi="Courier New"/>
-          <w:color w:val="auto"/>
-        </w:rPr>
-      </w:pPr>
-      <w:r>
-        <w:rPr>
-          <w:color w:val="auto"/>
-        </w:rPr>
-        <w:t xml:space="preserve">          </w:t>
-      </w:r>
-      <w:r>
-        <w:rPr>
-          <w:b w:val="false"/>
-          <w:color w:val="auto"/>
-          <w:sz w:val="21"/>
-        </w:rPr>
-        <w:t>+ map.get("cardNumber") + " has inner city limit of " + map.get("cityTime"));</w:t>
-      </w:r>
-    </w:p>
-    <w:p>
-      <w:pPr>
-        <w:pStyle w:val="Code"/>
-        <w:rPr>
-          <w:rFonts w:ascii="Courier New" w:hAnsi="Courier New"/>
-          <w:color w:val="auto"/>
-        </w:rPr>
-      </w:pPr>
-      <w:r>
-        <w:rPr>
-          <w:color w:val="auto"/>
-        </w:rPr>
-        <w:t xml:space="preserve">    </w:t>
-      </w:r>
-      <w:r>
-        <w:rPr>
-          <w:b w:val="false"/>
-          <w:color w:val="auto"/>
-          <w:sz w:val="21"/>
-        </w:rPr>
-        <w:t>}</w:t>
-      </w:r>
-    </w:p>
-    <w:p>
-      <w:pPr>
-        <w:pStyle w:val="Code"/>
-        <w:rPr>
-          <w:rFonts w:ascii="Courier New" w:hAnsi="Courier New"/>
-          <w:color w:val="auto"/>
-        </w:rPr>
-      </w:pPr>
-      <w:r>
-        <w:rPr>
-          <w:color w:val="auto"/>
-        </w:rPr>
-      </w:r>
-    </w:p>
-    <w:p>
-      <w:pPr>
-        <w:pStyle w:val="Code"/>
-        <w:rPr>
-          <w:rFonts w:ascii="Courier New" w:hAnsi="Courier New"/>
-          <w:color w:val="auto"/>
-        </w:rPr>
-      </w:pPr>
-      <w:r>
-        <w:rPr>
-          <w:color w:val="auto"/>
-        </w:rPr>
-        <w:t xml:space="preserve">    </w:t>
-      </w:r>
-      <w:r>
-        <w:rPr>
-          <w:b w:val="false"/>
-          <w:color w:val="auto"/>
-          <w:sz w:val="21"/>
-        </w:rPr>
-        <w:t>System.out.println("\nCustomers who used intercity time:");</w:t>
-      </w:r>
-    </w:p>
-    <w:p>
-      <w:pPr>
-        <w:pStyle w:val="Code"/>
-        <w:rPr>
-          <w:rFonts w:ascii="Courier New" w:hAnsi="Courier New"/>
-          <w:color w:val="auto"/>
-        </w:rPr>
-      </w:pPr>
-      <w:r>
-        <w:rPr>
-          <w:color w:val="auto"/>
-        </w:rPr>
-        <w:t xml:space="preserve">    </w:t>
-      </w:r>
-      <w:r>
-        <w:rPr>
-          <w:b w:val="false"/>
-          <w:color w:val="auto"/>
-          <w:sz w:val="21"/>
-        </w:rPr>
-        <w:t>for (Map&lt;String, String&gt; map : phones) {</w:t>
-      </w:r>
-    </w:p>
-    <w:p>
-      <w:pPr>
-        <w:pStyle w:val="Code"/>
-        <w:rPr>
-          <w:rFonts w:ascii="Courier New" w:hAnsi="Courier New"/>
-          <w:color w:val="auto"/>
-        </w:rPr>
-      </w:pPr>
-      <w:r>
-        <w:rPr>
-          <w:color w:val="auto"/>
-        </w:rPr>
-        <w:t xml:space="preserve">      </w:t>
-      </w:r>
-      <w:r>
-        <w:rPr>
-          <w:b w:val="false"/>
-          <w:color w:val="auto"/>
-          <w:sz w:val="21"/>
-        </w:rPr>
-        <w:t>if (Integer.parseInt(map.get("interTime")) &lt;= 0)</w:t>
-      </w:r>
-    </w:p>
-    <w:p>
-      <w:pPr>
-        <w:pStyle w:val="Code"/>
-        <w:rPr>
-          <w:rFonts w:ascii="Courier New" w:hAnsi="Courier New"/>
-          <w:color w:val="auto"/>
-        </w:rPr>
-      </w:pPr>
-      <w:r>
-        <w:rPr>
-          <w:color w:val="auto"/>
-        </w:rPr>
-        <w:t xml:space="preserve">        </w:t>
-      </w:r>
-      <w:r>
-        <w:rPr>
-          <w:b w:val="false"/>
-          <w:color w:val="auto"/>
-          <w:sz w:val="21"/>
-        </w:rPr>
-        <w:t>continue;</w:t>
-      </w:r>
-    </w:p>
-    <w:p>
-      <w:pPr>
-        <w:pStyle w:val="Code"/>
-        <w:rPr>
-          <w:rFonts w:ascii="Courier New" w:hAnsi="Courier New"/>
-          <w:color w:val="auto"/>
-        </w:rPr>
-      </w:pPr>
-      <w:r>
-        <w:rPr>
-          <w:color w:val="auto"/>
-        </w:rPr>
-        <w:t xml:space="preserve">      </w:t>
-      </w:r>
-      <w:r>
-        <w:rPr>
-          <w:b w:val="false"/>
-          <w:color w:val="auto"/>
-          <w:sz w:val="21"/>
-        </w:rPr>
-        <w:t>System.out.println(</w:t>
-      </w:r>
-    </w:p>
-    <w:p>
-      <w:pPr>
-        <w:pStyle w:val="Code"/>
-        <w:rPr>
-          <w:rFonts w:ascii="Courier New" w:hAnsi="Courier New"/>
-          <w:color w:val="auto"/>
-        </w:rPr>
-      </w:pPr>
-      <w:r>
-        <w:rPr>
-          <w:color w:val="auto"/>
-        </w:rPr>
-        <w:t xml:space="preserve">          </w:t>
-      </w:r>
-      <w:r>
-        <w:rPr>
-          <w:b w:val="false"/>
-          <w:color w:val="auto"/>
-          <w:sz w:val="21"/>
-        </w:rPr>
-        <w:t>"- " + map.get("surname") + " " + map.get("name") + " used " + map.get("interTime") + " intercity minutes");</w:t>
-      </w:r>
-    </w:p>
-    <w:p>
-      <w:pPr>
-        <w:pStyle w:val="Code"/>
-        <w:rPr>
-          <w:rFonts w:ascii="Courier New" w:hAnsi="Courier New"/>
-          <w:color w:val="auto"/>
-        </w:rPr>
-      </w:pPr>
-      <w:r>
-        <w:rPr>
-          <w:color w:val="auto"/>
-        </w:rPr>
-        <w:t xml:space="preserve">    </w:t>
-      </w:r>
-      <w:r>
-        <w:rPr>
-          <w:b w:val="false"/>
-          <w:color w:val="auto"/>
-          <w:sz w:val="21"/>
-        </w:rPr>
-        <w:t>}</w:t>
-      </w:r>
-    </w:p>
-    <w:p>
-      <w:pPr>
-        <w:pStyle w:val="Code"/>
-        <w:rPr>
-          <w:rFonts w:ascii="Courier New" w:hAnsi="Courier New"/>
-          <w:color w:val="auto"/>
-        </w:rPr>
-      </w:pPr>
-      <w:r>
-        <w:rPr>
-          <w:color w:val="auto"/>
-        </w:rPr>
-      </w:r>
-    </w:p>
-    <w:p>
-      <w:pPr>
-        <w:pStyle w:val="Code"/>
-        <w:rPr>
-          <w:rFonts w:ascii="Courier New" w:hAnsi="Courier New"/>
-          <w:color w:val="auto"/>
-        </w:rPr>
-      </w:pPr>
-      <w:r>
-        <w:rPr>
-          <w:color w:val="auto"/>
-        </w:rPr>
-        <w:t xml:space="preserve">    </w:t>
-      </w:r>
-      <w:r>
-        <w:rPr>
-          <w:b w:val="false"/>
-          <w:color w:val="auto"/>
-          <w:sz w:val="21"/>
-        </w:rPr>
-        <w:t>System.out.println("\nAlphabetical customers:");</w:t>
-      </w:r>
-    </w:p>
-    <w:p>
-      <w:pPr>
-        <w:pStyle w:val="Code"/>
-        <w:rPr>
-          <w:rFonts w:ascii="Courier New" w:hAnsi="Courier New"/>
-          <w:color w:val="auto"/>
-        </w:rPr>
-      </w:pPr>
-      <w:r>
-        <w:rPr>
-          <w:color w:val="auto"/>
-        </w:rPr>
-        <w:t xml:space="preserve">    </w:t>
-      </w:r>
-      <w:r>
-        <w:rPr>
-          <w:b w:val="false"/>
-          <w:color w:val="auto"/>
-          <w:sz w:val="21"/>
-        </w:rPr>
-        <w:t>for (char c = 'A'; c &lt;= 'Z'; c++) {</w:t>
-      </w:r>
-    </w:p>
-    <w:p>
-      <w:pPr>
-        <w:pStyle w:val="Code"/>
-        <w:rPr>
-          <w:rFonts w:ascii="Courier New" w:hAnsi="Courier New"/>
-          <w:color w:val="auto"/>
-        </w:rPr>
-      </w:pPr>
-      <w:r>
-        <w:rPr>
-          <w:color w:val="auto"/>
-        </w:rPr>
-        <w:t xml:space="preserve">      </w:t>
-      </w:r>
-      <w:r>
-        <w:rPr>
-          <w:b w:val="false"/>
-          <w:color w:val="auto"/>
-          <w:sz w:val="21"/>
-        </w:rPr>
-        <w:t>System.out.print(c + " ");</w:t>
-      </w:r>
-    </w:p>
-    <w:p>
-      <w:pPr>
-        <w:pStyle w:val="Code"/>
-        <w:rPr>
-          <w:rFonts w:ascii="Courier New" w:hAnsi="Courier New"/>
-          <w:color w:val="auto"/>
-        </w:rPr>
-      </w:pPr>
-      <w:r>
-        <w:rPr>
-          <w:color w:val="auto"/>
-        </w:rPr>
-        <w:t xml:space="preserve">      </w:t>
-      </w:r>
-      <w:r>
-        <w:rPr>
-          <w:b w:val="false"/>
-          <w:color w:val="auto"/>
-          <w:sz w:val="21"/>
-        </w:rPr>
-        <w:t>for (Map&lt;String, String&gt; map : phones) {</w:t>
-      </w:r>
-    </w:p>
-    <w:p>
-      <w:pPr>
-        <w:pStyle w:val="Code"/>
-        <w:rPr>
-          <w:rFonts w:ascii="Courier New" w:hAnsi="Courier New"/>
-          <w:color w:val="auto"/>
-        </w:rPr>
-      </w:pPr>
-      <w:r>
-        <w:rPr>
-          <w:color w:val="auto"/>
-        </w:rPr>
-        <w:t xml:space="preserve">        </w:t>
-      </w:r>
-      <w:r>
-        <w:rPr>
-          <w:b w:val="false"/>
-          <w:color w:val="auto"/>
-          <w:sz w:val="21"/>
-        </w:rPr>
-        <w:t>if (!map.get("name").startsWith(String.valueOf(c)))</w:t>
-      </w:r>
-    </w:p>
-    <w:p>
-      <w:pPr>
-        <w:pStyle w:val="Code"/>
-        <w:rPr>
-          <w:rFonts w:ascii="Courier New" w:hAnsi="Courier New"/>
-          <w:color w:val="auto"/>
-        </w:rPr>
-      </w:pPr>
-      <w:r>
-        <w:rPr>
-          <w:color w:val="auto"/>
-        </w:rPr>
-        <w:t xml:space="preserve">          </w:t>
-      </w:r>
-      <w:r>
-        <w:rPr>
-          <w:b w:val="false"/>
-          <w:color w:val="auto"/>
-          <w:sz w:val="21"/>
-        </w:rPr>
-        <w:t>continue;</w:t>
-      </w:r>
-    </w:p>
-    <w:p>
-      <w:pPr>
-        <w:pStyle w:val="Code"/>
-        <w:rPr>
-          <w:rFonts w:ascii="Courier New" w:hAnsi="Courier New"/>
-          <w:color w:val="auto"/>
-        </w:rPr>
-      </w:pPr>
-      <w:r>
-        <w:rPr>
-          <w:color w:val="auto"/>
-        </w:rPr>
-        <w:t xml:space="preserve">        </w:t>
-      </w:r>
-      <w:r>
-        <w:rPr>
-          <w:b w:val="false"/>
-          <w:color w:val="auto"/>
-          <w:sz w:val="21"/>
-        </w:rPr>
-        <w:t>System.out.print(map.get("name"));</w:t>
-      </w:r>
-    </w:p>
-    <w:p>
-      <w:pPr>
-        <w:pStyle w:val="Code"/>
-        <w:rPr>
-          <w:rFonts w:ascii="Courier New" w:hAnsi="Courier New"/>
-          <w:color w:val="auto"/>
-        </w:rPr>
-      </w:pPr>
-      <w:r>
-        <w:rPr>
-          <w:color w:val="auto"/>
-        </w:rPr>
-        <w:t xml:space="preserve">      </w:t>
-      </w:r>
-      <w:r>
-        <w:rPr>
-          <w:b w:val="false"/>
-          <w:color w:val="auto"/>
-          <w:sz w:val="21"/>
-        </w:rPr>
-        <w:t>}</w:t>
-      </w:r>
-    </w:p>
-    <w:p>
-      <w:pPr>
-        <w:pStyle w:val="Code"/>
-        <w:rPr>
-          <w:rFonts w:ascii="Courier New" w:hAnsi="Courier New"/>
-          <w:color w:val="auto"/>
-        </w:rPr>
-      </w:pPr>
-      <w:r>
-        <w:rPr>
-          <w:color w:val="auto"/>
-        </w:rPr>
-        <w:t xml:space="preserve">      </w:t>
-      </w:r>
-      <w:r>
-        <w:rPr>
-          <w:b w:val="false"/>
-          <w:color w:val="auto"/>
-          <w:sz w:val="21"/>
-        </w:rPr>
-        <w:t>System.out.println();</w:t>
-      </w:r>
-    </w:p>
-    <w:p>
-      <w:pPr>
-        <w:pStyle w:val="Code"/>
-        <w:rPr>
-          <w:rFonts w:ascii="Courier New" w:hAnsi="Courier New"/>
-          <w:color w:val="auto"/>
-        </w:rPr>
-      </w:pPr>
-      <w:r>
-        <w:rPr>
-          <w:color w:val="auto"/>
-        </w:rPr>
-        <w:t xml:space="preserve">    </w:t>
-      </w:r>
-      <w:r>
-        <w:rPr>
-          <w:b w:val="false"/>
-          <w:color w:val="auto"/>
-          <w:sz w:val="21"/>
-        </w:rPr>
-        <w:t>}</w:t>
-      </w:r>
-    </w:p>
-    <w:p>
-      <w:pPr>
-        <w:pStyle w:val="Code"/>
-        <w:rPr>
-          <w:rFonts w:ascii="Courier New" w:hAnsi="Courier New"/>
-          <w:color w:val="auto"/>
-        </w:rPr>
-      </w:pPr>
-      <w:r>
-        <w:rPr>
-          <w:color w:val="auto"/>
-        </w:rPr>
-      </w:r>
-    </w:p>
-    <w:p>
-      <w:pPr>
-        <w:pStyle w:val="Code"/>
-        <w:rPr>
-          <w:rFonts w:ascii="Courier New" w:hAnsi="Courier New"/>
-          <w:color w:val="auto"/>
-        </w:rPr>
-      </w:pPr>
-      <w:r>
-        <w:rPr>
-          <w:color w:val="auto"/>
-        </w:rPr>
-        <w:t xml:space="preserve">    </w:t>
-      </w:r>
-      <w:r>
-        <w:rPr>
-          <w:b w:val="false"/>
-          <w:color w:val="auto"/>
-          <w:sz w:val="21"/>
-        </w:rPr>
-        <w:t>// Stacks</w:t>
-      </w:r>
-    </w:p>
-    <w:p>
-      <w:pPr>
-        <w:pStyle w:val="Code"/>
-        <w:rPr>
-          <w:rFonts w:ascii="Courier New" w:hAnsi="Courier New"/>
-          <w:color w:val="auto"/>
-        </w:rPr>
-      </w:pPr>
-      <w:r>
-        <w:rPr>
-          <w:color w:val="auto"/>
-        </w:rPr>
-        <w:t xml:space="preserve">    </w:t>
-      </w:r>
-      <w:r>
-        <w:rPr>
-          <w:b w:val="false"/>
-          <w:color w:val="auto"/>
-          <w:sz w:val="21"/>
-        </w:rPr>
-        <w:t>System.out.println("\nStacks");</w:t>
-      </w:r>
-    </w:p>
-    <w:p>
-      <w:pPr>
-        <w:pStyle w:val="Code"/>
-        <w:rPr>
-          <w:rFonts w:ascii="Courier New" w:hAnsi="Courier New"/>
-          <w:color w:val="auto"/>
-        </w:rPr>
-      </w:pPr>
-      <w:r>
-        <w:rPr>
-          <w:color w:val="auto"/>
-        </w:rPr>
-      </w:r>
-    </w:p>
-    <w:p>
-      <w:pPr>
-        <w:pStyle w:val="Code"/>
-        <w:rPr>
-          <w:rFonts w:ascii="Courier New" w:hAnsi="Courier New"/>
-          <w:color w:val="auto"/>
-        </w:rPr>
-      </w:pPr>
-      <w:r>
-        <w:rPr>
-          <w:color w:val="auto"/>
-        </w:rPr>
-        <w:t xml:space="preserve">    </w:t>
-      </w:r>
-      <w:r>
-        <w:rPr>
-          <w:b w:val="false"/>
-          <w:color w:val="auto"/>
-          <w:sz w:val="21"/>
-        </w:rPr>
-        <w:t>Stack&lt;Integer&gt; one = new Stack&lt;&gt;();</w:t>
-      </w:r>
-    </w:p>
-    <w:p>
-      <w:pPr>
-        <w:pStyle w:val="Code"/>
-        <w:rPr>
-          <w:rFonts w:ascii="Courier New" w:hAnsi="Courier New"/>
-          <w:color w:val="auto"/>
-        </w:rPr>
-      </w:pPr>
-      <w:r>
-        <w:rPr>
-          <w:color w:val="auto"/>
-        </w:rPr>
-        <w:t xml:space="preserve">    </w:t>
-      </w:r>
-      <w:r>
-        <w:rPr>
-          <w:b w:val="false"/>
-          <w:color w:val="auto"/>
-          <w:sz w:val="21"/>
-        </w:rPr>
-        <w:t>Stack&lt;Integer&gt; two = new Stack&lt;&gt;();</w:t>
-      </w:r>
-    </w:p>
-    <w:p>
-      <w:pPr>
-        <w:pStyle w:val="Code"/>
-        <w:rPr>
-          <w:rFonts w:ascii="Courier New" w:hAnsi="Courier New"/>
-          <w:color w:val="auto"/>
-        </w:rPr>
-      </w:pPr>
-      <w:r>
-        <w:rPr>
-          <w:color w:val="auto"/>
-        </w:rPr>
-        <w:t xml:space="preserve">    </w:t>
-      </w:r>
-      <w:r>
-        <w:rPr>
-          <w:b w:val="false"/>
-          <w:color w:val="auto"/>
-          <w:sz w:val="21"/>
-        </w:rPr>
-        <w:t>for (int i = 0; i &lt; 5; i++) {</w:t>
-      </w:r>
-    </w:p>
-    <w:p>
-      <w:pPr>
-        <w:pStyle w:val="Code"/>
-        <w:rPr>
-          <w:rFonts w:ascii="Courier New" w:hAnsi="Courier New"/>
-          <w:color w:val="auto"/>
-        </w:rPr>
-      </w:pPr>
-      <w:r>
-        <w:rPr>
-          <w:color w:val="auto"/>
-        </w:rPr>
-        <w:t xml:space="preserve">      </w:t>
-      </w:r>
-      <w:r>
-        <w:rPr>
-          <w:b w:val="false"/>
-          <w:color w:val="auto"/>
-          <w:sz w:val="21"/>
-        </w:rPr>
-        <w:t>one.push(i);</w:t>
-      </w:r>
-    </w:p>
-    <w:p>
-      <w:pPr>
-        <w:pStyle w:val="Code"/>
-        <w:rPr>
-          <w:rFonts w:ascii="Courier New" w:hAnsi="Courier New"/>
-          <w:color w:val="auto"/>
-        </w:rPr>
-      </w:pPr>
-      <w:r>
-        <w:rPr>
-          <w:color w:val="auto"/>
-        </w:rPr>
-        <w:t xml:space="preserve">    </w:t>
-      </w:r>
-      <w:r>
-        <w:rPr>
-          <w:b w:val="false"/>
-          <w:color w:val="auto"/>
-          <w:sz w:val="21"/>
-        </w:rPr>
-        <w:t>}</w:t>
-      </w:r>
-    </w:p>
-    <w:p>
-      <w:pPr>
-        <w:pStyle w:val="Code"/>
-        <w:rPr>
-          <w:rFonts w:ascii="Courier New" w:hAnsi="Courier New"/>
-          <w:color w:val="auto"/>
-        </w:rPr>
-      </w:pPr>
-      <w:r>
-        <w:rPr>
-          <w:color w:val="auto"/>
-        </w:rPr>
-        <w:t xml:space="preserve">    </w:t>
-      </w:r>
-      <w:r>
-        <w:rPr>
-          <w:b w:val="false"/>
-          <w:color w:val="auto"/>
-          <w:sz w:val="21"/>
-        </w:rPr>
-        <w:t>for (int j = 4; j &gt;= 0; j--) {</w:t>
-      </w:r>
-    </w:p>
-    <w:p>
-      <w:pPr>
-        <w:pStyle w:val="Code"/>
-        <w:rPr>
-          <w:rFonts w:ascii="Courier New" w:hAnsi="Courier New"/>
-          <w:color w:val="auto"/>
-        </w:rPr>
-      </w:pPr>
-      <w:r>
-        <w:rPr>
-          <w:color w:val="auto"/>
-        </w:rPr>
-        <w:t xml:space="preserve">      </w:t>
-      </w:r>
-      <w:r>
-        <w:rPr>
-          <w:b w:val="false"/>
-          <w:color w:val="auto"/>
-          <w:sz w:val="21"/>
-        </w:rPr>
-        <w:t>two.push(j);</w:t>
-      </w:r>
-    </w:p>
-    <w:p>
-      <w:pPr>
-        <w:pStyle w:val="Code"/>
-        <w:rPr>
-          <w:rFonts w:ascii="Courier New" w:hAnsi="Courier New"/>
-          <w:color w:val="auto"/>
-        </w:rPr>
-      </w:pPr>
-      <w:r>
-        <w:rPr>
-          <w:color w:val="auto"/>
-        </w:rPr>
-        <w:t xml:space="preserve">    </w:t>
-      </w:r>
-      <w:r>
-        <w:rPr>
-          <w:b w:val="false"/>
-          <w:color w:val="auto"/>
-          <w:sz w:val="21"/>
-        </w:rPr>
-        <w:t>}</w:t>
-      </w:r>
-    </w:p>
-    <w:p>
-      <w:pPr>
-        <w:pStyle w:val="Code"/>
-        <w:rPr>
-          <w:rFonts w:ascii="Courier New" w:hAnsi="Courier New"/>
-          <w:color w:val="auto"/>
-        </w:rPr>
-      </w:pPr>
-      <w:r>
-        <w:rPr>
-          <w:color w:val="auto"/>
-        </w:rPr>
-        <w:t xml:space="preserve">    </w:t>
-      </w:r>
-      <w:r>
-        <w:rPr>
-          <w:b w:val="false"/>
-          <w:color w:val="auto"/>
-          <w:sz w:val="21"/>
-        </w:rPr>
-        <w:t>System.out.println("One: " + one);</w:t>
-      </w:r>
-    </w:p>
-    <w:p>
-      <w:pPr>
-        <w:pStyle w:val="Code"/>
-        <w:rPr>
-          <w:rFonts w:ascii="Courier New" w:hAnsi="Courier New"/>
-          <w:color w:val="auto"/>
-        </w:rPr>
-      </w:pPr>
-      <w:r>
-        <w:rPr>
-          <w:color w:val="auto"/>
-        </w:rPr>
-        <w:t xml:space="preserve">    </w:t>
-      </w:r>
-      <w:r>
-        <w:rPr>
-          <w:b w:val="false"/>
-          <w:color w:val="auto"/>
-          <w:sz w:val="21"/>
-        </w:rPr>
-        <w:t>System.out.println("Two: " + two);</w:t>
-      </w:r>
-    </w:p>
-    <w:p>
-      <w:pPr>
-        <w:pStyle w:val="Code"/>
-        <w:rPr>
-          <w:rFonts w:ascii="Courier New" w:hAnsi="Courier New"/>
-          <w:color w:val="auto"/>
-        </w:rPr>
-      </w:pPr>
-      <w:r>
-        <w:rPr>
-          <w:color w:val="auto"/>
-        </w:rPr>
-        <w:t xml:space="preserve">    </w:t>
-      </w:r>
-      <w:r>
-        <w:rPr>
-          <w:b w:val="false"/>
-          <w:color w:val="auto"/>
-          <w:sz w:val="21"/>
-        </w:rPr>
-        <w:t>Stack&lt;Integer&gt; oneNew = new Stack&lt;&gt;();</w:t>
-      </w:r>
-    </w:p>
-    <w:p>
-      <w:pPr>
-        <w:pStyle w:val="Code"/>
-        <w:rPr>
-          <w:rFonts w:ascii="Courier New" w:hAnsi="Courier New"/>
-          <w:color w:val="auto"/>
-        </w:rPr>
-      </w:pPr>
-      <w:r>
-        <w:rPr>
-          <w:color w:val="auto"/>
-        </w:rPr>
-        <w:t xml:space="preserve">    </w:t>
-      </w:r>
-      <w:r>
-        <w:rPr>
-          <w:b w:val="false"/>
-          <w:color w:val="auto"/>
-          <w:sz w:val="21"/>
-        </w:rPr>
-        <w:t>Stack&lt;Integer&gt; twoNew = new Stack&lt;&gt;();</w:t>
-      </w:r>
-    </w:p>
-    <w:p>
-      <w:pPr>
-        <w:pStyle w:val="Code"/>
-        <w:rPr>
-          <w:rFonts w:ascii="Courier New" w:hAnsi="Courier New"/>
-          <w:color w:val="auto"/>
-        </w:rPr>
-      </w:pPr>
-      <w:r>
-        <w:rPr>
-          <w:color w:val="auto"/>
-        </w:rPr>
-        <w:t xml:space="preserve">    </w:t>
-      </w:r>
-      <w:r>
-        <w:rPr>
-          <w:b w:val="false"/>
-          <w:color w:val="auto"/>
-          <w:sz w:val="21"/>
-        </w:rPr>
-        <w:t>for (int i = 0; i &lt; 5; i++) {</w:t>
-      </w:r>
-    </w:p>
-    <w:p>
-      <w:pPr>
-        <w:pStyle w:val="Code"/>
-        <w:rPr>
-          <w:rFonts w:ascii="Courier New" w:hAnsi="Courier New"/>
-          <w:color w:val="auto"/>
-        </w:rPr>
-      </w:pPr>
-      <w:r>
-        <w:rPr>
-          <w:color w:val="auto"/>
-        </w:rPr>
-        <w:t xml:space="preserve">      </w:t>
-      </w:r>
-      <w:r>
-        <w:rPr>
-          <w:b w:val="false"/>
-          <w:color w:val="auto"/>
-          <w:sz w:val="21"/>
-        </w:rPr>
-        <w:t>int fromOne = (int) one.pop();</w:t>
-      </w:r>
-    </w:p>
-    <w:p>
-      <w:pPr>
-        <w:pStyle w:val="Code"/>
-        <w:rPr>
-          <w:rFonts w:ascii="Courier New" w:hAnsi="Courier New"/>
-          <w:color w:val="auto"/>
-        </w:rPr>
-      </w:pPr>
-      <w:r>
-        <w:rPr>
-          <w:color w:val="auto"/>
-        </w:rPr>
-        <w:t xml:space="preserve">      </w:t>
-      </w:r>
-      <w:r>
-        <w:rPr>
-          <w:b w:val="false"/>
-          <w:color w:val="auto"/>
-          <w:sz w:val="21"/>
-        </w:rPr>
-        <w:t>int fromTwo = (int) two.pop();</w:t>
-      </w:r>
-    </w:p>
-    <w:p>
-      <w:pPr>
-        <w:pStyle w:val="Code"/>
-        <w:rPr>
-          <w:rFonts w:ascii="Courier New" w:hAnsi="Courier New"/>
-          <w:color w:val="auto"/>
-        </w:rPr>
-      </w:pPr>
-      <w:r>
-        <w:rPr>
-          <w:color w:val="auto"/>
-        </w:rPr>
-        <w:t xml:space="preserve">      </w:t>
-      </w:r>
-      <w:r>
-        <w:rPr>
-          <w:b w:val="false"/>
-          <w:color w:val="auto"/>
-          <w:sz w:val="21"/>
-        </w:rPr>
-        <w:t>oneNew.push(fromOne);</w:t>
-      </w:r>
-    </w:p>
-    <w:p>
-      <w:pPr>
-        <w:pStyle w:val="Code"/>
-        <w:rPr>
-          <w:rFonts w:ascii="Courier New" w:hAnsi="Courier New"/>
-          <w:color w:val="auto"/>
-        </w:rPr>
-      </w:pPr>
-      <w:r>
-        <w:rPr>
-          <w:color w:val="auto"/>
-        </w:rPr>
-        <w:t xml:space="preserve">      </w:t>
-      </w:r>
-      <w:r>
-        <w:rPr>
-          <w:b w:val="false"/>
-          <w:color w:val="auto"/>
-          <w:sz w:val="21"/>
-        </w:rPr>
-        <w:t>twoNew.push(fromTwo);</w:t>
-      </w:r>
-    </w:p>
-    <w:p>
-      <w:pPr>
-        <w:pStyle w:val="Code"/>
-        <w:rPr>
-          <w:rFonts w:ascii="Courier New" w:hAnsi="Courier New"/>
-          <w:color w:val="auto"/>
-        </w:rPr>
-      </w:pPr>
-      <w:r>
-        <w:rPr>
-          <w:color w:val="auto"/>
-        </w:rPr>
-        <w:t xml:space="preserve">    </w:t>
-      </w:r>
-      <w:r>
-        <w:rPr>
-          <w:b w:val="false"/>
-          <w:color w:val="auto"/>
-          <w:sz w:val="21"/>
-        </w:rPr>
-        <w:t>}</w:t>
-      </w:r>
-    </w:p>
-    <w:p>
-      <w:pPr>
-        <w:pStyle w:val="Code"/>
-        <w:rPr>
-          <w:rFonts w:ascii="Courier New" w:hAnsi="Courier New"/>
-          <w:color w:val="auto"/>
-        </w:rPr>
-      </w:pPr>
-      <w:r>
-        <w:rPr>
-          <w:color w:val="auto"/>
-        </w:rPr>
-        <w:t xml:space="preserve">    </w:t>
-      </w:r>
-      <w:r>
-        <w:rPr>
-          <w:b w:val="false"/>
-          <w:color w:val="auto"/>
-          <w:sz w:val="21"/>
-        </w:rPr>
-        <w:t>System.out.println("One: " + oneNew);</w:t>
-      </w:r>
-    </w:p>
-    <w:p>
-      <w:pPr>
-        <w:pStyle w:val="Code"/>
-        <w:rPr>
-          <w:rFonts w:ascii="Courier New" w:hAnsi="Courier New"/>
-          <w:color w:val="auto"/>
-        </w:rPr>
-      </w:pPr>
-      <w:r>
-        <w:rPr>
-          <w:color w:val="auto"/>
-        </w:rPr>
-        <w:t xml:space="preserve">    </w:t>
-      </w:r>
-      <w:r>
-        <w:rPr>
-          <w:b w:val="false"/>
-          <w:color w:val="auto"/>
-          <w:sz w:val="21"/>
-        </w:rPr>
-        <w:t>System.out.println("Two: " + twoNew);</w:t>
-      </w:r>
-    </w:p>
-    <w:p>
-      <w:pPr>
-        <w:pStyle w:val="Code"/>
-        <w:rPr>
-          <w:rFonts w:ascii="Courier New" w:hAnsi="Courier New"/>
-          <w:color w:val="auto"/>
-        </w:rPr>
-      </w:pPr>
-      <w:r>
-        <w:rPr>
-          <w:color w:val="auto"/>
-        </w:rPr>
-        <w:t xml:space="preserve">  </w:t>
-      </w:r>
-      <w:r>
-        <w:rPr>
-          <w:b w:val="false"/>
-          <w:color w:val="auto"/>
-          <w:sz w:val="21"/>
-        </w:rPr>
-        <w:t>}</w:t>
-      </w:r>
-    </w:p>
-    <w:p>
-      <w:pPr>
-        <w:pStyle w:val="Code"/>
-        <w:rPr>
-          <w:rFonts w:ascii="Courier New" w:hAnsi="Courier New"/>
-          <w:color w:val="auto"/>
-        </w:rPr>
-      </w:pPr>
-      <w:r>
-        <w:rPr>
-          <w:color w:val="auto"/>
-        </w:rPr>
-        <w:t>}</w:t>
-      </w:r>
-    </w:p>
-    <w:p>
-      <w:pPr>
-        <w:pStyle w:val="P1"/>
-        <w:rPr>
-          <w:color w:val="auto"/>
-        </w:rPr>
-      </w:pPr>
-      <w:r>
-        <w:rPr>
-          <w:color w:val="auto"/>
-        </w:rPr>
+        <w:pStyle w:val="P1"/>
+        <w:rPr>
+          <w:lang w:val="en-US"/>
+        </w:rPr>
+      </w:pPr>
+      <w:r>
+        <w:rPr>
+          <w:lang w:val="en-US"/>
+        </w:rPr>
+      </w:r>
+    </w:p>
+    <w:p>
+      <w:pPr>
+        <w:pStyle w:val="H3"/>
+        <w:rPr/>
+      </w:pPr>
+      <w:r>
+        <w:rPr/>
+        <w:t>Результати</w:t>
+      </w:r>
+    </w:p>
+    <w:p>
+      <w:pPr>
+        <w:pStyle w:val="P1"/>
+        <w:rPr/>
+      </w:pPr>
+      <w:r>
+        <w:rPr/>
       </w:r>
     </w:p>
     <w:p>
@@ -2790,7 +1604,7 @@
         <w:rPr/>
         <w:drawing>
           <wp:inline distT="0" distB="0" distL="0" distR="0">
-            <wp:extent cx="5731510" cy="5577205"/>
+            <wp:extent cx="3248025" cy="714375"/>
             <wp:effectExtent l="0" t="0" r="0" b="0"/>
             <wp:docPr id="1" name="Зображення1" descr=""/>
             <wp:cNvGraphicFramePr>
@@ -2814,7 +1628,7 @@
                   <pic:spPr bwMode="auto">
                     <a:xfrm>
                       <a:off x="0" y="0"/>
-                      <a:ext cx="5731510" cy="5577205"/>
+                      <a:ext cx="3248025" cy="714375"/>
                     </a:xfrm>
                     <a:prstGeom prst="rect">
                       <a:avLst/>
@@ -2835,20 +1649,1349 @@
       </w:pPr>
       <w:r>
         <w:rPr/>
-        <w:t>Рисунок 1.1 — Результати</w:t>
-      </w:r>
-    </w:p>
-    <w:p>
-      <w:pPr>
-        <w:pStyle w:val="P1"/>
-        <w:rPr>
-          <w:color w:val="auto"/>
-        </w:rPr>
-      </w:pPr>
-      <w:r>
-        <w:rPr>
-          <w:color w:val="auto"/>
-        </w:rPr>
+        <w:t>Рисунок 1.1 — Результати виконання</w:t>
+      </w:r>
+    </w:p>
+    <w:p>
+      <w:pPr>
+        <w:pStyle w:val="P1"/>
+        <w:rPr>
+          <w:lang w:val="en-US"/>
+        </w:rPr>
+      </w:pPr>
+      <w:r>
+        <w:rPr>
+          <w:lang w:val="en-US"/>
+        </w:rPr>
+      </w:r>
+    </w:p>
+    <w:p>
+      <w:pPr>
+        <w:pStyle w:val="H2"/>
+        <w:rPr/>
+      </w:pPr>
+      <w:r>
+        <w:rPr/>
+        <w:t>2 Дані до файлу</w:t>
+      </w:r>
+    </w:p>
+    <w:p>
+      <w:pPr>
+        <w:pStyle w:val="H3"/>
+        <w:rPr/>
+      </w:pPr>
+      <w:r>
+        <w:rPr/>
+        <w:t xml:space="preserve">Код </w:t>
+      </w:r>
+    </w:p>
+    <w:p>
+      <w:pPr>
+        <w:pStyle w:val="P1"/>
+        <w:rPr/>
+      </w:pPr>
+      <w:r>
+        <w:rPr/>
+      </w:r>
+    </w:p>
+    <w:p>
+      <w:pPr>
+        <w:pStyle w:val="Code"/>
+        <w:rPr>
+          <w:rFonts w:ascii="Courier New" w:hAnsi="Courier New"/>
+          <w:color w:val="auto"/>
+        </w:rPr>
+      </w:pPr>
+      <w:r>
+        <w:rPr>
+          <w:rFonts w:ascii="Courier New" w:hAnsi="Courier New"/>
+          <w:color w:val="auto"/>
+        </w:rPr>
+        <w:t>public class two {</w:t>
+      </w:r>
+    </w:p>
+    <w:p>
+      <w:pPr>
+        <w:pStyle w:val="Code"/>
+        <w:rPr>
+          <w:rFonts w:ascii="Courier New" w:hAnsi="Courier New"/>
+          <w:color w:val="auto"/>
+        </w:rPr>
+      </w:pPr>
+      <w:r>
+        <w:rPr>
+          <w:rFonts w:ascii="Courier New" w:hAnsi="Courier New"/>
+          <w:color w:val="auto"/>
+        </w:rPr>
+        <w:t xml:space="preserve">  </w:t>
+      </w:r>
+      <w:r>
+        <w:rPr>
+          <w:rFonts w:ascii="Courier New" w:hAnsi="Courier New"/>
+          <w:b w:val="false"/>
+          <w:color w:val="auto"/>
+          <w:sz w:val="21"/>
+        </w:rPr>
+        <w:t>public static void main(String[] args) {</w:t>
+      </w:r>
+    </w:p>
+    <w:p>
+      <w:pPr>
+        <w:pStyle w:val="Code"/>
+        <w:rPr>
+          <w:rFonts w:ascii="Courier New" w:hAnsi="Courier New"/>
+          <w:color w:val="auto"/>
+        </w:rPr>
+      </w:pPr>
+      <w:r>
+        <w:rPr>
+          <w:rFonts w:ascii="Courier New" w:hAnsi="Courier New"/>
+          <w:color w:val="auto"/>
+        </w:rPr>
+        <w:t xml:space="preserve">    </w:t>
+      </w:r>
+      <w:r>
+        <w:rPr>
+          <w:rFonts w:ascii="Courier New" w:hAnsi="Courier New"/>
+          <w:b w:val="false"/>
+          <w:color w:val="auto"/>
+          <w:sz w:val="21"/>
+        </w:rPr>
+        <w:t>FileWriter writer;</w:t>
+      </w:r>
+    </w:p>
+    <w:p>
+      <w:pPr>
+        <w:pStyle w:val="Code"/>
+        <w:rPr>
+          <w:rFonts w:ascii="Courier New" w:hAnsi="Courier New"/>
+          <w:color w:val="auto"/>
+        </w:rPr>
+      </w:pPr>
+      <w:r>
+        <w:rPr>
+          <w:rFonts w:ascii="Courier New" w:hAnsi="Courier New"/>
+          <w:color w:val="auto"/>
+        </w:rPr>
+        <w:t xml:space="preserve">    </w:t>
+      </w:r>
+      <w:r>
+        <w:rPr>
+          <w:rFonts w:ascii="Courier New" w:hAnsi="Courier New"/>
+          <w:b w:val="false"/>
+          <w:color w:val="auto"/>
+          <w:sz w:val="21"/>
+        </w:rPr>
+        <w:t>while (true) {</w:t>
+      </w:r>
+    </w:p>
+    <w:p>
+      <w:pPr>
+        <w:pStyle w:val="Code"/>
+        <w:rPr>
+          <w:rFonts w:ascii="Courier New" w:hAnsi="Courier New"/>
+          <w:color w:val="auto"/>
+        </w:rPr>
+      </w:pPr>
+      <w:r>
+        <w:rPr>
+          <w:rFonts w:ascii="Courier New" w:hAnsi="Courier New"/>
+          <w:color w:val="auto"/>
+        </w:rPr>
+        <w:t xml:space="preserve">      </w:t>
+      </w:r>
+      <w:r>
+        <w:rPr>
+          <w:rFonts w:ascii="Courier New" w:hAnsi="Courier New"/>
+          <w:b w:val="false"/>
+          <w:color w:val="auto"/>
+          <w:sz w:val="21"/>
+        </w:rPr>
+        <w:t>LocalDateTime dateTime = LocalDateTime.now();</w:t>
+      </w:r>
+    </w:p>
+    <w:p>
+      <w:pPr>
+        <w:pStyle w:val="Code"/>
+        <w:rPr>
+          <w:rFonts w:ascii="Courier New" w:hAnsi="Courier New"/>
+          <w:color w:val="auto"/>
+        </w:rPr>
+      </w:pPr>
+      <w:r>
+        <w:rPr>
+          <w:rFonts w:ascii="Courier New" w:hAnsi="Courier New"/>
+          <w:color w:val="auto"/>
+        </w:rPr>
+        <w:t xml:space="preserve">      </w:t>
+      </w:r>
+      <w:r>
+        <w:rPr>
+          <w:rFonts w:ascii="Courier New" w:hAnsi="Courier New"/>
+          <w:b w:val="false"/>
+          <w:color w:val="auto"/>
+          <w:sz w:val="21"/>
+        </w:rPr>
+        <w:t>DateTimeFormatter formatter = DateTimeFormatter.ofPattern("dd.MM.yyyy HH:mm:ss:AA");</w:t>
+      </w:r>
+    </w:p>
+    <w:p>
+      <w:pPr>
+        <w:pStyle w:val="Code"/>
+        <w:rPr>
+          <w:rFonts w:ascii="Courier New" w:hAnsi="Courier New"/>
+          <w:color w:val="auto"/>
+        </w:rPr>
+      </w:pPr>
+      <w:r>
+        <w:rPr>
+          <w:rFonts w:ascii="Courier New" w:hAnsi="Courier New"/>
+          <w:color w:val="auto"/>
+        </w:rPr>
+        <w:t xml:space="preserve">      </w:t>
+      </w:r>
+      <w:r>
+        <w:rPr>
+          <w:rFonts w:ascii="Courier New" w:hAnsi="Courier New"/>
+          <w:b w:val="false"/>
+          <w:color w:val="auto"/>
+          <w:sz w:val="21"/>
+        </w:rPr>
+        <w:t>String formattedTime = dateTime.format(formatter);</w:t>
+      </w:r>
+    </w:p>
+    <w:p>
+      <w:pPr>
+        <w:pStyle w:val="Code"/>
+        <w:rPr>
+          <w:rFonts w:ascii="Courier New" w:hAnsi="Courier New"/>
+          <w:color w:val="auto"/>
+        </w:rPr>
+      </w:pPr>
+      <w:r>
+        <w:rPr>
+          <w:rFonts w:ascii="Courier New" w:hAnsi="Courier New"/>
+          <w:color w:val="auto"/>
+        </w:rPr>
+        <w:t xml:space="preserve">      </w:t>
+      </w:r>
+      <w:r>
+        <w:rPr>
+          <w:rFonts w:ascii="Courier New" w:hAnsi="Courier New"/>
+          <w:b w:val="false"/>
+          <w:color w:val="auto"/>
+          <w:sz w:val="21"/>
+        </w:rPr>
+        <w:t>System.out.println(formattedTime);</w:t>
+      </w:r>
+    </w:p>
+    <w:p>
+      <w:pPr>
+        <w:pStyle w:val="Code"/>
+        <w:rPr>
+          <w:rFonts w:ascii="Courier New" w:hAnsi="Courier New"/>
+          <w:color w:val="auto"/>
+        </w:rPr>
+      </w:pPr>
+      <w:r>
+        <w:rPr>
+          <w:rFonts w:ascii="Courier New" w:hAnsi="Courier New"/>
+          <w:color w:val="auto"/>
+        </w:rPr>
+        <w:t xml:space="preserve">      </w:t>
+      </w:r>
+      <w:r>
+        <w:rPr>
+          <w:rFonts w:ascii="Courier New" w:hAnsi="Courier New"/>
+          <w:b w:val="false"/>
+          <w:color w:val="auto"/>
+          <w:sz w:val="21"/>
+        </w:rPr>
+        <w:t>try {</w:t>
+      </w:r>
+    </w:p>
+    <w:p>
+      <w:pPr>
+        <w:pStyle w:val="Code"/>
+        <w:rPr>
+          <w:rFonts w:ascii="Courier New" w:hAnsi="Courier New"/>
+          <w:color w:val="auto"/>
+        </w:rPr>
+      </w:pPr>
+      <w:r>
+        <w:rPr>
+          <w:rFonts w:ascii="Courier New" w:hAnsi="Courier New"/>
+          <w:color w:val="auto"/>
+        </w:rPr>
+        <w:t xml:space="preserve">        </w:t>
+      </w:r>
+      <w:r>
+        <w:rPr>
+          <w:rFonts w:ascii="Courier New" w:hAnsi="Courier New"/>
+          <w:b w:val="false"/>
+          <w:color w:val="auto"/>
+          <w:sz w:val="21"/>
+        </w:rPr>
+        <w:t>writer = new FileWriter("times.txt", true);</w:t>
+      </w:r>
+    </w:p>
+    <w:p>
+      <w:pPr>
+        <w:pStyle w:val="Code"/>
+        <w:rPr>
+          <w:rFonts w:ascii="Courier New" w:hAnsi="Courier New"/>
+          <w:color w:val="auto"/>
+        </w:rPr>
+      </w:pPr>
+      <w:r>
+        <w:rPr>
+          <w:rFonts w:ascii="Courier New" w:hAnsi="Courier New"/>
+          <w:color w:val="auto"/>
+        </w:rPr>
+        <w:t xml:space="preserve">        </w:t>
+      </w:r>
+      <w:r>
+        <w:rPr>
+          <w:rFonts w:ascii="Courier New" w:hAnsi="Courier New"/>
+          <w:b w:val="false"/>
+          <w:color w:val="auto"/>
+          <w:sz w:val="21"/>
+        </w:rPr>
+        <w:t>writer.write(formattedTime + "\n");</w:t>
+      </w:r>
+    </w:p>
+    <w:p>
+      <w:pPr>
+        <w:pStyle w:val="Code"/>
+        <w:rPr>
+          <w:rFonts w:ascii="Courier New" w:hAnsi="Courier New"/>
+          <w:color w:val="auto"/>
+        </w:rPr>
+      </w:pPr>
+      <w:r>
+        <w:rPr>
+          <w:rFonts w:ascii="Courier New" w:hAnsi="Courier New"/>
+          <w:color w:val="auto"/>
+        </w:rPr>
+        <w:t xml:space="preserve">        </w:t>
+      </w:r>
+      <w:r>
+        <w:rPr>
+          <w:rFonts w:ascii="Courier New" w:hAnsi="Courier New"/>
+          <w:b w:val="false"/>
+          <w:color w:val="auto"/>
+          <w:sz w:val="21"/>
+        </w:rPr>
+        <w:t>writer.close();</w:t>
+      </w:r>
+    </w:p>
+    <w:p>
+      <w:pPr>
+        <w:pStyle w:val="Code"/>
+        <w:rPr>
+          <w:rFonts w:ascii="Courier New" w:hAnsi="Courier New"/>
+          <w:color w:val="auto"/>
+        </w:rPr>
+      </w:pPr>
+      <w:r>
+        <w:rPr>
+          <w:rFonts w:ascii="Courier New" w:hAnsi="Courier New"/>
+          <w:color w:val="auto"/>
+        </w:rPr>
+        <w:t xml:space="preserve">      </w:t>
+      </w:r>
+      <w:r>
+        <w:rPr>
+          <w:rFonts w:ascii="Courier New" w:hAnsi="Courier New"/>
+          <w:b w:val="false"/>
+          <w:color w:val="auto"/>
+          <w:sz w:val="21"/>
+        </w:rPr>
+        <w:t>} catch (IOException exception) {</w:t>
+      </w:r>
+    </w:p>
+    <w:p>
+      <w:pPr>
+        <w:pStyle w:val="Code"/>
+        <w:rPr>
+          <w:rFonts w:ascii="Courier New" w:hAnsi="Courier New"/>
+          <w:color w:val="auto"/>
+        </w:rPr>
+      </w:pPr>
+      <w:r>
+        <w:rPr>
+          <w:rFonts w:ascii="Courier New" w:hAnsi="Courier New"/>
+          <w:color w:val="auto"/>
+        </w:rPr>
+        <w:t xml:space="preserve">        </w:t>
+      </w:r>
+      <w:r>
+        <w:rPr>
+          <w:rFonts w:ascii="Courier New" w:hAnsi="Courier New"/>
+          <w:b w:val="false"/>
+          <w:color w:val="auto"/>
+          <w:sz w:val="21"/>
+        </w:rPr>
+        <w:t>exception.printStackTrace();</w:t>
+      </w:r>
+    </w:p>
+    <w:p>
+      <w:pPr>
+        <w:pStyle w:val="Code"/>
+        <w:rPr>
+          <w:rFonts w:ascii="Courier New" w:hAnsi="Courier New"/>
+          <w:color w:val="auto"/>
+        </w:rPr>
+      </w:pPr>
+      <w:r>
+        <w:rPr>
+          <w:rFonts w:ascii="Courier New" w:hAnsi="Courier New"/>
+          <w:color w:val="auto"/>
+        </w:rPr>
+        <w:t xml:space="preserve">      </w:t>
+      </w:r>
+      <w:r>
+        <w:rPr>
+          <w:rFonts w:ascii="Courier New" w:hAnsi="Courier New"/>
+          <w:b w:val="false"/>
+          <w:color w:val="auto"/>
+          <w:sz w:val="21"/>
+        </w:rPr>
+        <w:t>}</w:t>
+      </w:r>
+    </w:p>
+    <w:p>
+      <w:pPr>
+        <w:pStyle w:val="Code"/>
+        <w:rPr>
+          <w:rFonts w:ascii="Courier New" w:hAnsi="Courier New"/>
+          <w:color w:val="auto"/>
+        </w:rPr>
+      </w:pPr>
+      <w:r>
+        <w:rPr>
+          <w:rFonts w:ascii="Courier New" w:hAnsi="Courier New"/>
+          <w:color w:val="auto"/>
+        </w:rPr>
+      </w:r>
+    </w:p>
+    <w:p>
+      <w:pPr>
+        <w:pStyle w:val="Code"/>
+        <w:rPr>
+          <w:rFonts w:ascii="Courier New" w:hAnsi="Courier New"/>
+          <w:color w:val="auto"/>
+        </w:rPr>
+      </w:pPr>
+      <w:r>
+        <w:rPr>
+          <w:rFonts w:ascii="Courier New" w:hAnsi="Courier New"/>
+          <w:color w:val="auto"/>
+        </w:rPr>
+        <w:t xml:space="preserve">      </w:t>
+      </w:r>
+      <w:r>
+        <w:rPr>
+          <w:rFonts w:ascii="Courier New" w:hAnsi="Courier New"/>
+          <w:b w:val="false"/>
+          <w:color w:val="auto"/>
+          <w:sz w:val="21"/>
+        </w:rPr>
+        <w:t>try {</w:t>
+      </w:r>
+    </w:p>
+    <w:p>
+      <w:pPr>
+        <w:pStyle w:val="Code"/>
+        <w:rPr>
+          <w:rFonts w:ascii="Courier New" w:hAnsi="Courier New"/>
+          <w:color w:val="auto"/>
+        </w:rPr>
+      </w:pPr>
+      <w:r>
+        <w:rPr>
+          <w:rFonts w:ascii="Courier New" w:hAnsi="Courier New"/>
+          <w:color w:val="auto"/>
+        </w:rPr>
+        <w:t xml:space="preserve">        </w:t>
+      </w:r>
+      <w:r>
+        <w:rPr>
+          <w:rFonts w:ascii="Courier New" w:hAnsi="Courier New"/>
+          <w:b w:val="false"/>
+          <w:color w:val="auto"/>
+          <w:sz w:val="21"/>
+        </w:rPr>
+        <w:t>Thread.sleep(1000);</w:t>
+      </w:r>
+    </w:p>
+    <w:p>
+      <w:pPr>
+        <w:pStyle w:val="Code"/>
+        <w:rPr>
+          <w:rFonts w:ascii="Courier New" w:hAnsi="Courier New"/>
+          <w:color w:val="auto"/>
+        </w:rPr>
+      </w:pPr>
+      <w:r>
+        <w:rPr>
+          <w:rFonts w:ascii="Courier New" w:hAnsi="Courier New"/>
+          <w:color w:val="auto"/>
+        </w:rPr>
+        <w:t xml:space="preserve">      </w:t>
+      </w:r>
+      <w:r>
+        <w:rPr>
+          <w:rFonts w:ascii="Courier New" w:hAnsi="Courier New"/>
+          <w:b w:val="false"/>
+          <w:color w:val="auto"/>
+          <w:sz w:val="21"/>
+        </w:rPr>
+        <w:t>} catch (InterruptedException exception) {</w:t>
+      </w:r>
+    </w:p>
+    <w:p>
+      <w:pPr>
+        <w:pStyle w:val="Code"/>
+        <w:rPr>
+          <w:rFonts w:ascii="Courier New" w:hAnsi="Courier New"/>
+          <w:color w:val="auto"/>
+        </w:rPr>
+      </w:pPr>
+      <w:r>
+        <w:rPr>
+          <w:rFonts w:ascii="Courier New" w:hAnsi="Courier New"/>
+          <w:color w:val="auto"/>
+        </w:rPr>
+        <w:t xml:space="preserve">        </w:t>
+      </w:r>
+      <w:r>
+        <w:rPr>
+          <w:rFonts w:ascii="Courier New" w:hAnsi="Courier New"/>
+          <w:b w:val="false"/>
+          <w:color w:val="auto"/>
+          <w:sz w:val="21"/>
+        </w:rPr>
+        <w:t>exception.printStackTrace();</w:t>
+      </w:r>
+    </w:p>
+    <w:p>
+      <w:pPr>
+        <w:pStyle w:val="Code"/>
+        <w:rPr>
+          <w:rFonts w:ascii="Courier New" w:hAnsi="Courier New"/>
+          <w:color w:val="auto"/>
+        </w:rPr>
+      </w:pPr>
+      <w:r>
+        <w:rPr>
+          <w:rFonts w:ascii="Courier New" w:hAnsi="Courier New"/>
+          <w:color w:val="auto"/>
+        </w:rPr>
+        <w:t xml:space="preserve">      </w:t>
+      </w:r>
+      <w:r>
+        <w:rPr>
+          <w:rFonts w:ascii="Courier New" w:hAnsi="Courier New"/>
+          <w:b w:val="false"/>
+          <w:color w:val="auto"/>
+          <w:sz w:val="21"/>
+        </w:rPr>
+        <w:t>}</w:t>
+      </w:r>
+    </w:p>
+    <w:p>
+      <w:pPr>
+        <w:pStyle w:val="Code"/>
+        <w:rPr>
+          <w:rFonts w:ascii="Courier New" w:hAnsi="Courier New"/>
+          <w:color w:val="auto"/>
+        </w:rPr>
+      </w:pPr>
+      <w:r>
+        <w:rPr>
+          <w:rFonts w:ascii="Courier New" w:hAnsi="Courier New"/>
+          <w:color w:val="auto"/>
+        </w:rPr>
+        <w:t xml:space="preserve">    </w:t>
+      </w:r>
+      <w:r>
+        <w:rPr>
+          <w:rFonts w:ascii="Courier New" w:hAnsi="Courier New"/>
+          <w:b w:val="false"/>
+          <w:color w:val="auto"/>
+          <w:sz w:val="21"/>
+        </w:rPr>
+        <w:t>}</w:t>
+      </w:r>
+    </w:p>
+    <w:p>
+      <w:pPr>
+        <w:pStyle w:val="Code"/>
+        <w:rPr>
+          <w:rFonts w:ascii="Courier New" w:hAnsi="Courier New"/>
+          <w:color w:val="auto"/>
+        </w:rPr>
+      </w:pPr>
+      <w:r>
+        <w:rPr>
+          <w:rFonts w:ascii="Courier New" w:hAnsi="Courier New"/>
+          <w:color w:val="auto"/>
+        </w:rPr>
+        <w:t xml:space="preserve">  </w:t>
+      </w:r>
+      <w:r>
+        <w:rPr>
+          <w:rFonts w:ascii="Courier New" w:hAnsi="Courier New"/>
+          <w:b w:val="false"/>
+          <w:color w:val="auto"/>
+          <w:sz w:val="21"/>
+        </w:rPr>
+        <w:t>}</w:t>
+      </w:r>
+    </w:p>
+    <w:p>
+      <w:pPr>
+        <w:pStyle w:val="Code"/>
+        <w:rPr>
+          <w:rFonts w:ascii="Courier New" w:hAnsi="Courier New"/>
+          <w:color w:val="auto"/>
+        </w:rPr>
+      </w:pPr>
+      <w:r>
+        <w:rPr>
+          <w:rFonts w:ascii="Courier New" w:hAnsi="Courier New"/>
+          <w:color w:val="auto"/>
+        </w:rPr>
+        <w:t>}</w:t>
+      </w:r>
+    </w:p>
+    <w:p>
+      <w:pPr>
+        <w:pStyle w:val="Code"/>
+        <w:rPr>
+          <w:rFonts w:ascii="Courier New" w:hAnsi="Courier New"/>
+          <w:color w:val="auto"/>
+        </w:rPr>
+      </w:pPr>
+      <w:r>
+        <w:rPr>
+          <w:rFonts w:ascii="Courier New" w:hAnsi="Courier New"/>
+          <w:color w:val="auto"/>
+        </w:rPr>
+      </w:r>
+    </w:p>
+    <w:p>
+      <w:pPr>
+        <w:pStyle w:val="H3"/>
+        <w:rPr/>
+      </w:pPr>
+      <w:r>
+        <w:rPr/>
+        <w:t>Результати</w:t>
+      </w:r>
+    </w:p>
+    <w:p>
+      <w:pPr>
+        <w:pStyle w:val="P1"/>
+        <w:rPr/>
+      </w:pPr>
+      <w:r>
+        <w:rPr/>
+      </w:r>
+    </w:p>
+    <w:p>
+      <w:pPr>
+        <w:pStyle w:val="IMG1"/>
+        <w:rPr/>
+      </w:pPr>
+      <w:r>
+        <w:rPr/>
+        <w:drawing>
+          <wp:inline distT="0" distB="0" distL="0" distR="0">
+            <wp:extent cx="3258185" cy="752475"/>
+            <wp:effectExtent l="0" t="0" r="0" b="0"/>
+            <wp:docPr id="2" name="Зображення2" descr=""/>
+            <wp:cNvGraphicFramePr>
+              <a:graphicFrameLocks xmlns:a="http://schemas.openxmlformats.org/drawingml/2006/main" noChangeAspect="1"/>
+            </wp:cNvGraphicFramePr>
+            <a:graphic xmlns:a="http://schemas.openxmlformats.org/drawingml/2006/main">
+              <a:graphicData uri="http://schemas.openxmlformats.org/drawingml/2006/picture">
+                <pic:pic xmlns:pic="http://schemas.openxmlformats.org/drawingml/2006/picture">
+                  <pic:nvPicPr>
+                    <pic:cNvPr id="2" name="Зображення2" descr=""/>
+                    <pic:cNvPicPr>
+                      <a:picLocks noChangeAspect="1" noChangeArrowheads="1"/>
+                    </pic:cNvPicPr>
+                  </pic:nvPicPr>
+                  <pic:blipFill>
+                    <a:blip r:embed="rId3"/>
+                    <a:stretch>
+                      <a:fillRect/>
+                    </a:stretch>
+                  </pic:blipFill>
+                  <pic:spPr bwMode="auto">
+                    <a:xfrm>
+                      <a:off x="0" y="0"/>
+                      <a:ext cx="3258185" cy="752475"/>
+                    </a:xfrm>
+                    <a:prstGeom prst="rect">
+                      <a:avLst/>
+                    </a:prstGeom>
+                    <a:noFill/>
+                  </pic:spPr>
+                </pic:pic>
+              </a:graphicData>
+            </a:graphic>
+          </wp:inline>
+        </w:drawing>
+      </w:r>
+    </w:p>
+    <w:p>
+      <w:pPr>
+        <w:pStyle w:val="IMG1"/>
+        <w:rPr/>
+      </w:pPr>
+      <w:r>
+        <w:rPr/>
+        <w:t>Рисунок 2.1 — Результати виконання</w:t>
+      </w:r>
+    </w:p>
+    <w:p>
+      <w:pPr>
+        <w:pStyle w:val="P1"/>
+        <w:rPr/>
+      </w:pPr>
+      <w:r>
+        <w:rPr/>
+      </w:r>
+    </w:p>
+    <w:p>
+      <w:pPr>
+        <w:pStyle w:val="P1"/>
+        <w:rPr/>
+      </w:pPr>
+      <w:r>
+        <w:rPr/>
+        <w:t>Вміст файлу:</w:t>
+      </w:r>
+    </w:p>
+    <w:p>
+      <w:pPr>
+        <w:pStyle w:val="P1"/>
+        <w:rPr/>
+      </w:pPr>
+      <w:r>
+        <w:rPr/>
+      </w:r>
+    </w:p>
+    <w:p>
+      <w:pPr>
+        <w:pStyle w:val="Code"/>
+        <w:rPr/>
+      </w:pPr>
+      <w:r>
+        <w:rPr/>
+        <w:t>07.06.2025 20:19:50:73190537</w:t>
+      </w:r>
+    </w:p>
+    <w:p>
+      <w:pPr>
+        <w:pStyle w:val="Code"/>
+        <w:rPr/>
+      </w:pPr>
+      <w:r>
+        <w:rPr/>
+        <w:t>07.06.2025 20:19:51:73191549</w:t>
+      </w:r>
+    </w:p>
+    <w:p>
+      <w:pPr>
+        <w:pStyle w:val="Code"/>
+        <w:rPr/>
+      </w:pPr>
+      <w:r>
+        <w:rPr/>
+        <w:t>07.06.2025 20:19:52:73192561</w:t>
+      </w:r>
+    </w:p>
+    <w:p>
+      <w:pPr>
+        <w:pStyle w:val="P1"/>
+        <w:rPr/>
+      </w:pPr>
+      <w:r>
+        <w:rPr/>
+      </w:r>
+    </w:p>
+    <w:p>
+      <w:pPr>
+        <w:pStyle w:val="H2"/>
+        <w:rPr/>
+      </w:pPr>
+      <w:r>
+        <w:rPr/>
+        <w:t xml:space="preserve">3 Список типу </w:t>
+      </w:r>
+      <w:r>
+        <w:rPr>
+          <w:lang w:val="en-US"/>
+        </w:rPr>
+        <w:t>SortedSet</w:t>
+      </w:r>
+    </w:p>
+    <w:p>
+      <w:pPr>
+        <w:pStyle w:val="H3"/>
+        <w:rPr/>
+      </w:pPr>
+      <w:r>
+        <w:rPr/>
+        <w:t xml:space="preserve">Код </w:t>
+      </w:r>
+    </w:p>
+    <w:p>
+      <w:pPr>
+        <w:pStyle w:val="P1"/>
+        <w:rPr>
+          <w:lang w:val="en-US"/>
+        </w:rPr>
+      </w:pPr>
+      <w:r>
+        <w:rPr>
+          <w:lang w:val="en-US"/>
+        </w:rPr>
+      </w:r>
+    </w:p>
+    <w:p>
+      <w:pPr>
+        <w:pStyle w:val="Code"/>
+        <w:rPr>
+          <w:rFonts w:ascii="Courier New" w:hAnsi="Courier New"/>
+          <w:color w:val="auto"/>
+        </w:rPr>
+      </w:pPr>
+      <w:r>
+        <w:rPr>
+          <w:rFonts w:ascii="Courier New" w:hAnsi="Courier New"/>
+          <w:color w:val="auto"/>
+        </w:rPr>
+        <w:t>public class individual {</w:t>
+      </w:r>
+    </w:p>
+    <w:p>
+      <w:pPr>
+        <w:pStyle w:val="Code"/>
+        <w:rPr>
+          <w:rFonts w:ascii="Courier New" w:hAnsi="Courier New"/>
+          <w:color w:val="auto"/>
+        </w:rPr>
+      </w:pPr>
+      <w:r>
+        <w:rPr>
+          <w:rFonts w:ascii="Courier New" w:hAnsi="Courier New"/>
+          <w:color w:val="auto"/>
+        </w:rPr>
+        <w:t xml:space="preserve">  </w:t>
+      </w:r>
+      <w:r>
+        <w:rPr>
+          <w:rFonts w:ascii="Courier New" w:hAnsi="Courier New"/>
+          <w:b w:val="false"/>
+          <w:color w:val="auto"/>
+          <w:sz w:val="21"/>
+        </w:rPr>
+        <w:t>public static void main(String[] args) {</w:t>
+      </w:r>
+    </w:p>
+    <w:p>
+      <w:pPr>
+        <w:pStyle w:val="Code"/>
+        <w:rPr>
+          <w:rFonts w:ascii="Courier New" w:hAnsi="Courier New"/>
+          <w:color w:val="auto"/>
+        </w:rPr>
+      </w:pPr>
+      <w:r>
+        <w:rPr>
+          <w:rFonts w:ascii="Courier New" w:hAnsi="Courier New"/>
+          <w:color w:val="auto"/>
+        </w:rPr>
+        <w:t xml:space="preserve">    </w:t>
+      </w:r>
+      <w:r>
+        <w:rPr>
+          <w:rFonts w:ascii="Courier New" w:hAnsi="Courier New"/>
+          <w:b w:val="false"/>
+          <w:color w:val="auto"/>
+          <w:sz w:val="21"/>
+        </w:rPr>
+        <w:t>SortedSet&lt;String&gt; set = new TreeSet&lt;&gt;();</w:t>
+      </w:r>
+    </w:p>
+    <w:p>
+      <w:pPr>
+        <w:pStyle w:val="Code"/>
+        <w:rPr>
+          <w:rFonts w:ascii="Courier New" w:hAnsi="Courier New"/>
+          <w:color w:val="auto"/>
+        </w:rPr>
+      </w:pPr>
+      <w:r>
+        <w:rPr>
+          <w:rFonts w:ascii="Courier New" w:hAnsi="Courier New"/>
+          <w:color w:val="auto"/>
+        </w:rPr>
+        <w:t xml:space="preserve">    </w:t>
+      </w:r>
+      <w:r>
+        <w:rPr>
+          <w:rFonts w:ascii="Courier New" w:hAnsi="Courier New"/>
+          <w:b w:val="false"/>
+          <w:color w:val="auto"/>
+          <w:sz w:val="21"/>
+        </w:rPr>
+        <w:t>while (true) {</w:t>
+      </w:r>
+    </w:p>
+    <w:p>
+      <w:pPr>
+        <w:pStyle w:val="Code"/>
+        <w:rPr>
+          <w:rFonts w:ascii="Courier New" w:hAnsi="Courier New"/>
+          <w:color w:val="auto"/>
+        </w:rPr>
+      </w:pPr>
+      <w:r>
+        <w:rPr>
+          <w:rFonts w:ascii="Courier New" w:hAnsi="Courier New"/>
+          <w:color w:val="auto"/>
+        </w:rPr>
+        <w:t xml:space="preserve">      </w:t>
+      </w:r>
+      <w:r>
+        <w:rPr>
+          <w:rFonts w:ascii="Courier New" w:hAnsi="Courier New"/>
+          <w:b w:val="false"/>
+          <w:color w:val="auto"/>
+          <w:sz w:val="21"/>
+        </w:rPr>
+        <w:t>LocalDateTime dateTime = LocalDateTime.now();</w:t>
+      </w:r>
+    </w:p>
+    <w:p>
+      <w:pPr>
+        <w:pStyle w:val="Code"/>
+        <w:rPr>
+          <w:rFonts w:ascii="Courier New" w:hAnsi="Courier New"/>
+          <w:color w:val="auto"/>
+        </w:rPr>
+      </w:pPr>
+      <w:r>
+        <w:rPr>
+          <w:rFonts w:ascii="Courier New" w:hAnsi="Courier New"/>
+          <w:color w:val="auto"/>
+        </w:rPr>
+        <w:t xml:space="preserve">      </w:t>
+      </w:r>
+      <w:r>
+        <w:rPr>
+          <w:rFonts w:ascii="Courier New" w:hAnsi="Courier New"/>
+          <w:b w:val="false"/>
+          <w:color w:val="auto"/>
+          <w:sz w:val="21"/>
+        </w:rPr>
+        <w:t>DateTimeFormatter formatter = DateTimeFormatter.ofPattern("dd.MM.yyyy HH:mm:ss:AA");</w:t>
+      </w:r>
+    </w:p>
+    <w:p>
+      <w:pPr>
+        <w:pStyle w:val="Code"/>
+        <w:rPr>
+          <w:rFonts w:ascii="Courier New" w:hAnsi="Courier New"/>
+          <w:color w:val="auto"/>
+        </w:rPr>
+      </w:pPr>
+      <w:r>
+        <w:rPr>
+          <w:rFonts w:ascii="Courier New" w:hAnsi="Courier New"/>
+          <w:color w:val="auto"/>
+        </w:rPr>
+        <w:t xml:space="preserve">      </w:t>
+      </w:r>
+      <w:r>
+        <w:rPr>
+          <w:rFonts w:ascii="Courier New" w:hAnsi="Courier New"/>
+          <w:b w:val="false"/>
+          <w:color w:val="auto"/>
+          <w:sz w:val="21"/>
+        </w:rPr>
+        <w:t>System.out.println(dateTime.format(formatter) + " ");</w:t>
+      </w:r>
+    </w:p>
+    <w:p>
+      <w:pPr>
+        <w:pStyle w:val="Code"/>
+        <w:rPr>
+          <w:rFonts w:ascii="Courier New" w:hAnsi="Courier New"/>
+          <w:color w:val="auto"/>
+        </w:rPr>
+      </w:pPr>
+      <w:r>
+        <w:rPr>
+          <w:rFonts w:ascii="Courier New" w:hAnsi="Courier New"/>
+          <w:color w:val="auto"/>
+        </w:rPr>
+        <w:t xml:space="preserve">      </w:t>
+      </w:r>
+      <w:r>
+        <w:rPr>
+          <w:rFonts w:ascii="Courier New" w:hAnsi="Courier New"/>
+          <w:b w:val="false"/>
+          <w:color w:val="auto"/>
+          <w:sz w:val="21"/>
+        </w:rPr>
+        <w:t>DateTimeFormatter result = DateTimeFormatter.ofPattern("AA:ss:hh dd.MM.yyyy");</w:t>
+      </w:r>
+    </w:p>
+    <w:p>
+      <w:pPr>
+        <w:pStyle w:val="Code"/>
+        <w:rPr>
+          <w:rFonts w:ascii="Courier New" w:hAnsi="Courier New"/>
+          <w:color w:val="auto"/>
+        </w:rPr>
+      </w:pPr>
+      <w:r>
+        <w:rPr>
+          <w:rFonts w:ascii="Courier New" w:hAnsi="Courier New"/>
+          <w:color w:val="auto"/>
+        </w:rPr>
+        <w:t xml:space="preserve">      </w:t>
+      </w:r>
+      <w:r>
+        <w:rPr>
+          <w:rFonts w:ascii="Courier New" w:hAnsi="Courier New"/>
+          <w:b w:val="false"/>
+          <w:color w:val="auto"/>
+          <w:sz w:val="21"/>
+        </w:rPr>
+        <w:t>set.add(dateTime.format(result));</w:t>
+      </w:r>
+    </w:p>
+    <w:p>
+      <w:pPr>
+        <w:pStyle w:val="Code"/>
+        <w:rPr>
+          <w:rFonts w:ascii="Courier New" w:hAnsi="Courier New"/>
+          <w:color w:val="auto"/>
+        </w:rPr>
+      </w:pPr>
+      <w:r>
+        <w:rPr>
+          <w:rFonts w:ascii="Courier New" w:hAnsi="Courier New"/>
+          <w:color w:val="auto"/>
+        </w:rPr>
+        <w:t xml:space="preserve">      </w:t>
+      </w:r>
+      <w:r>
+        <w:rPr>
+          <w:rFonts w:ascii="Courier New" w:hAnsi="Courier New"/>
+          <w:b w:val="false"/>
+          <w:color w:val="auto"/>
+          <w:sz w:val="21"/>
+        </w:rPr>
+        <w:t>System.out.println(set.getLast());</w:t>
+      </w:r>
+    </w:p>
+    <w:p>
+      <w:pPr>
+        <w:pStyle w:val="Code"/>
+        <w:rPr>
+          <w:rFonts w:ascii="Courier New" w:hAnsi="Courier New"/>
+          <w:color w:val="auto"/>
+        </w:rPr>
+      </w:pPr>
+      <w:r>
+        <w:rPr>
+          <w:rFonts w:ascii="Courier New" w:hAnsi="Courier New"/>
+          <w:color w:val="auto"/>
+        </w:rPr>
+        <w:t xml:space="preserve">      </w:t>
+      </w:r>
+      <w:r>
+        <w:rPr>
+          <w:rFonts w:ascii="Courier New" w:hAnsi="Courier New"/>
+          <w:b w:val="false"/>
+          <w:color w:val="auto"/>
+          <w:sz w:val="21"/>
+        </w:rPr>
+        <w:t>try {</w:t>
+      </w:r>
+    </w:p>
+    <w:p>
+      <w:pPr>
+        <w:pStyle w:val="Code"/>
+        <w:rPr>
+          <w:rFonts w:ascii="Courier New" w:hAnsi="Courier New"/>
+          <w:color w:val="auto"/>
+        </w:rPr>
+      </w:pPr>
+      <w:r>
+        <w:rPr>
+          <w:rFonts w:ascii="Courier New" w:hAnsi="Courier New"/>
+          <w:color w:val="auto"/>
+        </w:rPr>
+        <w:t xml:space="preserve">        </w:t>
+      </w:r>
+      <w:r>
+        <w:rPr>
+          <w:rFonts w:ascii="Courier New" w:hAnsi="Courier New"/>
+          <w:b w:val="false"/>
+          <w:color w:val="auto"/>
+          <w:sz w:val="21"/>
+        </w:rPr>
+        <w:t>Thread.sleep(1000);</w:t>
+      </w:r>
+    </w:p>
+    <w:p>
+      <w:pPr>
+        <w:pStyle w:val="Code"/>
+        <w:rPr>
+          <w:rFonts w:ascii="Courier New" w:hAnsi="Courier New"/>
+          <w:color w:val="auto"/>
+        </w:rPr>
+      </w:pPr>
+      <w:r>
+        <w:rPr>
+          <w:rFonts w:ascii="Courier New" w:hAnsi="Courier New"/>
+          <w:color w:val="auto"/>
+        </w:rPr>
+        <w:t xml:space="preserve">      </w:t>
+      </w:r>
+      <w:r>
+        <w:rPr>
+          <w:rFonts w:ascii="Courier New" w:hAnsi="Courier New"/>
+          <w:b w:val="false"/>
+          <w:color w:val="auto"/>
+          <w:sz w:val="21"/>
+        </w:rPr>
+        <w:t>} catch (InterruptedException exception) {</w:t>
+      </w:r>
+    </w:p>
+    <w:p>
+      <w:pPr>
+        <w:pStyle w:val="Code"/>
+        <w:rPr>
+          <w:rFonts w:ascii="Courier New" w:hAnsi="Courier New"/>
+          <w:color w:val="auto"/>
+        </w:rPr>
+      </w:pPr>
+      <w:r>
+        <w:rPr>
+          <w:rFonts w:ascii="Courier New" w:hAnsi="Courier New"/>
+          <w:color w:val="auto"/>
+        </w:rPr>
+        <w:t xml:space="preserve">        </w:t>
+      </w:r>
+      <w:r>
+        <w:rPr>
+          <w:rFonts w:ascii="Courier New" w:hAnsi="Courier New"/>
+          <w:b w:val="false"/>
+          <w:color w:val="auto"/>
+          <w:sz w:val="21"/>
+        </w:rPr>
+        <w:t>exception.printStackTrace();</w:t>
+      </w:r>
+    </w:p>
+    <w:p>
+      <w:pPr>
+        <w:pStyle w:val="Code"/>
+        <w:rPr>
+          <w:rFonts w:ascii="Courier New" w:hAnsi="Courier New"/>
+          <w:color w:val="auto"/>
+        </w:rPr>
+      </w:pPr>
+      <w:r>
+        <w:rPr>
+          <w:rFonts w:ascii="Courier New" w:hAnsi="Courier New"/>
+          <w:color w:val="auto"/>
+        </w:rPr>
+        <w:t xml:space="preserve">      </w:t>
+      </w:r>
+      <w:r>
+        <w:rPr>
+          <w:rFonts w:ascii="Courier New" w:hAnsi="Courier New"/>
+          <w:b w:val="false"/>
+          <w:color w:val="auto"/>
+          <w:sz w:val="21"/>
+        </w:rPr>
+        <w:t>}</w:t>
+      </w:r>
+    </w:p>
+    <w:p>
+      <w:pPr>
+        <w:pStyle w:val="Code"/>
+        <w:rPr>
+          <w:rFonts w:ascii="Courier New" w:hAnsi="Courier New"/>
+          <w:color w:val="auto"/>
+        </w:rPr>
+      </w:pPr>
+      <w:r>
+        <w:rPr>
+          <w:rFonts w:ascii="Courier New" w:hAnsi="Courier New"/>
+          <w:color w:val="auto"/>
+        </w:rPr>
+        <w:t xml:space="preserve">    </w:t>
+      </w:r>
+      <w:r>
+        <w:rPr>
+          <w:rFonts w:ascii="Courier New" w:hAnsi="Courier New"/>
+          <w:b w:val="false"/>
+          <w:color w:val="auto"/>
+          <w:sz w:val="21"/>
+        </w:rPr>
+        <w:t>}</w:t>
+      </w:r>
+    </w:p>
+    <w:p>
+      <w:pPr>
+        <w:pStyle w:val="Code"/>
+        <w:rPr>
+          <w:rFonts w:ascii="Courier New" w:hAnsi="Courier New"/>
+          <w:color w:val="auto"/>
+        </w:rPr>
+      </w:pPr>
+      <w:r>
+        <w:rPr>
+          <w:rFonts w:ascii="Courier New" w:hAnsi="Courier New"/>
+          <w:color w:val="auto"/>
+        </w:rPr>
+        <w:t xml:space="preserve">  </w:t>
+      </w:r>
+      <w:r>
+        <w:rPr>
+          <w:rFonts w:ascii="Courier New" w:hAnsi="Courier New"/>
+          <w:b w:val="false"/>
+          <w:color w:val="auto"/>
+          <w:sz w:val="21"/>
+        </w:rPr>
+        <w:t>}</w:t>
+      </w:r>
+    </w:p>
+    <w:p>
+      <w:pPr>
+        <w:pStyle w:val="Code"/>
+        <w:rPr>
+          <w:rFonts w:ascii="Courier New" w:hAnsi="Courier New"/>
+          <w:color w:val="auto"/>
+        </w:rPr>
+      </w:pPr>
+      <w:r>
+        <w:rPr>
+          <w:rFonts w:ascii="Courier New" w:hAnsi="Courier New"/>
+          <w:color w:val="auto"/>
+        </w:rPr>
+        <w:t>}</w:t>
+      </w:r>
+    </w:p>
+    <w:p>
+      <w:pPr>
+        <w:pStyle w:val="P1"/>
+        <w:rPr>
+          <w:lang w:val="en-US"/>
+        </w:rPr>
+      </w:pPr>
+      <w:r>
+        <w:rPr>
+          <w:lang w:val="en-US"/>
+        </w:rPr>
+      </w:r>
+    </w:p>
+    <w:p>
+      <w:pPr>
+        <w:pStyle w:val="H3"/>
+        <w:rPr/>
+      </w:pPr>
+      <w:r>
+        <w:rPr/>
+        <w:t>Результати</w:t>
+      </w:r>
+    </w:p>
+    <w:p>
+      <w:pPr>
+        <w:pStyle w:val="P1"/>
+        <w:rPr/>
+      </w:pPr>
+      <w:r>
+        <w:rPr/>
+      </w:r>
+    </w:p>
+    <w:p>
+      <w:pPr>
+        <w:pStyle w:val="IMG1"/>
+        <w:rPr/>
+      </w:pPr>
+      <w:r>
+        <w:drawing>
+          <wp:anchor behindDoc="0" distT="0" distB="0" distL="0" distR="0" simplePos="0" locked="0" layoutInCell="0" allowOverlap="1" relativeHeight="4">
+            <wp:simplePos x="0" y="0"/>
+            <wp:positionH relativeFrom="column">
+              <wp:align>center</wp:align>
+            </wp:positionH>
+            <wp:positionV relativeFrom="paragraph">
+              <wp:posOffset>635</wp:posOffset>
+            </wp:positionV>
+            <wp:extent cx="5731510" cy="926465"/>
+            <wp:effectExtent l="0" t="0" r="0" b="0"/>
+            <wp:wrapSquare wrapText="largest"/>
+            <wp:docPr id="3" name="Зображення3" descr=""/>
+            <wp:cNvGraphicFramePr>
+              <a:graphicFrameLocks xmlns:a="http://schemas.openxmlformats.org/drawingml/2006/main" noChangeAspect="1"/>
+            </wp:cNvGraphicFramePr>
+            <a:graphic xmlns:a="http://schemas.openxmlformats.org/drawingml/2006/main">
+              <a:graphicData uri="http://schemas.openxmlformats.org/drawingml/2006/picture">
+                <pic:pic xmlns:pic="http://schemas.openxmlformats.org/drawingml/2006/picture">
+                  <pic:nvPicPr>
+                    <pic:cNvPr id="3" name="Зображення3" descr=""/>
+                    <pic:cNvPicPr>
+                      <a:picLocks noChangeAspect="1" noChangeArrowheads="1"/>
+                    </pic:cNvPicPr>
+                  </pic:nvPicPr>
+                  <pic:blipFill>
+                    <a:blip r:embed="rId4"/>
+                    <a:stretch>
+                      <a:fillRect/>
+                    </a:stretch>
+                  </pic:blipFill>
+                  <pic:spPr bwMode="auto">
+                    <a:xfrm>
+                      <a:off x="0" y="0"/>
+                      <a:ext cx="5731510" cy="926465"/>
+                    </a:xfrm>
+                    <a:prstGeom prst="rect">
+                      <a:avLst/>
+                    </a:prstGeom>
+                    <a:noFill/>
+                  </pic:spPr>
+                </pic:pic>
+              </a:graphicData>
+            </a:graphic>
+          </wp:anchor>
+        </w:drawing>
+      </w:r>
+      <w:r>
+        <w:rPr/>
+        <w:t>Рисунок 3.1 — Результати виконання</w:t>
+      </w:r>
+    </w:p>
+    <w:p>
+      <w:pPr>
+        <w:pStyle w:val="IMG1"/>
+        <w:rPr/>
+      </w:pPr>
+      <w:r>
+        <w:rPr/>
       </w:r>
     </w:p>
     <w:p>
@@ -2902,7 +3045,21 @@
           <w:shd w:fill="FFFFFF" w:val="clear"/>
           <w:lang w:val="uk-UA"/>
         </w:rPr>
-        <w:t>основним принципам роботи із класами-колекціями</w:t>
+        <w:t>основним принципам роботи із класами-</w:t>
+      </w:r>
+      <w:r>
+        <w:rPr>
+          <w:b w:val="false"/>
+          <w:i w:val="false"/>
+          <w:caps w:val="false"/>
+          <w:smallCaps w:val="false"/>
+          <w:color w:val="000000"/>
+          <w:spacing w:val="0"/>
+          <w:sz w:val="28"/>
+          <w:shd w:fill="FFFFFF" w:val="clear"/>
+          <w:lang w:val="uk-UA"/>
+        </w:rPr>
+        <w:t>утилітами</w:t>
       </w:r>
       <w:r>
         <w:rPr>
@@ -3080,7 +3237,7 @@
         </w:rPr>
         <w:t>дає методи для зміни масивів. Наприклад: сортування, пошук, заповнення. (</w:t>
       </w:r>
-      <w:hyperlink r:id="rId3">
+      <w:hyperlink r:id="rId5">
         <w:r>
           <w:rPr>
             <w:rStyle w:val="Hyperlink"/>
@@ -3132,7 +3289,7 @@
         </w:rPr>
         <w:t>Локальна установка є набір налаштувань для виконання задач як встановлення часу, виведення дати, валют. (</w:t>
       </w:r>
-      <w:hyperlink r:id="rId4">
+      <w:hyperlink r:id="rId6">
         <w:r>
           <w:rPr>
             <w:rStyle w:val="Hyperlink"/>
@@ -3250,9 +3407,9 @@
       </w:r>
     </w:p>
     <w:sectPr>
-      <w:headerReference w:type="even" r:id="rId5"/>
-      <w:headerReference w:type="default" r:id="rId6"/>
-      <w:headerReference w:type="first" r:id="rId7"/>
+      <w:headerReference w:type="even" r:id="rId7"/>
+      <w:headerReference w:type="default" r:id="rId8"/>
+      <w:headerReference w:type="first" r:id="rId9"/>
       <w:type w:val="nextPage"/>
       <w:pgSz w:w="11906" w:h="16838"/>
       <w:pgMar w:left="1440" w:right="1440" w:gutter="0" w:header="0" w:top="708" w:footer="0" w:bottom="1440"/>
@@ -4037,15 +4194,15 @@
       <w:lang w:eastAsia="uk-UA"/>
     </w:rPr>
   </w:style>
-  <w:style w:type="character" w:styleId="user">
-    <w:name w:val="Символи кінцевої виноски (user)"/>
+  <w:style w:type="character" w:styleId="Style13">
+    <w:name w:val="Символи кінцевої виноски"/>
     <w:qFormat/>
     <w:rPr>
       <w:vertAlign w:val="superscript"/>
     </w:rPr>
   </w:style>
-  <w:style w:type="character" w:styleId="Style13">
-    <w:name w:val="Символи кінцевої виноски"/>
+  <w:style w:type="character" w:styleId="user">
+    <w:name w:val="Символи кінцевої виноски (user)"/>
     <w:qFormat/>
     <w:rPr>
       <w:vertAlign w:val="superscript"/>
@@ -4086,14 +4243,14 @@
       <w:u w:val="single"/>
     </w:rPr>
   </w:style>
-  <w:style w:type="character" w:styleId="Style16">
-    <w:name w:val="Маркери"/>
+  <w:style w:type="character" w:styleId="user1">
+    <w:name w:val="Маркери (user)"/>
     <w:qFormat/>
     <w:rPr>
       <w:rFonts w:ascii="OpenSymbol" w:hAnsi="OpenSymbol" w:eastAsia="OpenSymbol" w:cs="OpenSymbol"/>
     </w:rPr>
   </w:style>
-  <w:style w:type="paragraph" w:styleId="Style17">
+  <w:style w:type="paragraph" w:styleId="Style16">
     <w:name w:val="Заголовок"/>
     <w:basedOn w:val="Normal"/>
     <w:next w:val="BodyText"/>
@@ -4140,7 +4297,7 @@
       <w:szCs w:val="24"/>
     </w:rPr>
   </w:style>
-  <w:style w:type="paragraph" w:styleId="Style18">
+  <w:style w:type="paragraph" w:styleId="Style17">
     <w:name w:val="Покажчик"/>
     <w:basedOn w:val="Normal"/>
     <w:qFormat/>
@@ -4151,7 +4308,7 @@
       <w:rFonts w:cs="Arial Unicode MS"/>
     </w:rPr>
   </w:style>
-  <w:style w:type="paragraph" w:styleId="user1">
+  <w:style w:type="paragraph" w:styleId="user2">
     <w:name w:val="Заголовок (user)"/>
     <w:basedOn w:val="Normal"/>
     <w:next w:val="BodyText"/>
@@ -4166,7 +4323,7 @@
       <w:szCs w:val="28"/>
     </w:rPr>
   </w:style>
-  <w:style w:type="paragraph" w:styleId="user2">
+  <w:style w:type="paragraph" w:styleId="user3">
     <w:name w:val="Покажчик (user)"/>
     <w:basedOn w:val="Normal"/>
     <w:qFormat/>
@@ -4179,7 +4336,7 @@
   </w:style>
   <w:style w:type="paragraph" w:styleId="IndexHeading">
     <w:name w:val="index heading"/>
-    <w:basedOn w:val="user1"/>
+    <w:basedOn w:val="Style16"/>
     <w:pPr/>
     <w:rPr/>
   </w:style>
@@ -4421,15 +4578,15 @@
       <w:szCs w:val="20"/>
     </w:rPr>
   </w:style>
-  <w:style w:type="paragraph" w:styleId="user3">
-    <w:name w:val="Верхній і нижній колонтитули (user)"/>
+  <w:style w:type="paragraph" w:styleId="Style18">
+    <w:name w:val="Верхній і нижній колонтитули"/>
     <w:basedOn w:val="Normal"/>
     <w:qFormat/>
     <w:pPr/>
     <w:rPr/>
   </w:style>
-  <w:style w:type="paragraph" w:styleId="Style19">
-    <w:name w:val="Верхній і нижній колонтитули"/>
+  <w:style w:type="paragraph" w:styleId="user4">
+    <w:name w:val="Верхній і нижній колонтитули (user)"/>
     <w:basedOn w:val="Normal"/>
     <w:qFormat/>
     <w:pPr/>
